--- a/实验二_软件架构设计与微服务拆分/D2-2_事件风暴与上下文映射图.docx
+++ b/实验二_软件架构设计与微服务拆分/D2-2_事件风暴与上下文映射图.docx
@@ -4,7 +4,7 @@
   <w:body>
     <w:p>
       <w:pPr>
-        <w:spacing w:before="800" w:after="160"/>
+        <w:spacing w:before="800" w:after="80" w:line="276" w:lineRule="auto"/>
         <w:jc w:val="center"/>
       </w:pPr>
       <w:r>
@@ -19,7 +19,7 @@
     </w:p>
     <w:p>
       <w:pPr>
-        <w:spacing w:after="80"/>
+        <w:spacing w:after="80" w:line="276" w:lineRule="auto"/>
         <w:jc w:val="center"/>
       </w:pPr>
       <w:r>
@@ -34,7 +34,7 @@
     </w:p>
     <w:p>
       <w:pPr>
-        <w:spacing w:after="80"/>
+        <w:spacing w:after="80" w:line="276" w:lineRule="auto"/>
         <w:jc w:val="center"/>
       </w:pPr>
       <w:r>
@@ -49,7 +49,7 @@
     </w:p>
     <w:p>
       <w:pPr>
-        <w:spacing w:after="80"/>
+        <w:spacing w:after="80" w:line="276" w:lineRule="auto"/>
         <w:jc w:val="center"/>
       </w:pPr>
       <w:r>
@@ -64,7 +64,7 @@
     </w:p>
     <w:p>
       <w:pPr>
-        <w:spacing w:after="160"/>
+        <w:spacing w:after="80" w:line="276" w:lineRule="auto"/>
         <w:jc w:val="center"/>
       </w:pPr>
       <w:r>
@@ -77,7 +77,11 @@
         <w:t>—— 案例：NekoCafé 猫咪主题餐饮预约平台 ——</w:t>
       </w:r>
     </w:p>
-    <w:p/>
+    <w:p>
+      <w:pPr>
+        <w:spacing w:after="80" w:line="276" w:lineRule="auto"/>
+      </w:pPr>
+    </w:p>
     <w:tbl>
       <w:tblPr>
         <w:tblW w:type="auto" w:w="0"/>
@@ -92,7 +96,7 @@
         <w:tc>
           <w:tcPr>
             <w:tcW w:type="dxa" w:w="1984"/>
-            <w:shd w:val="clear" w:color="auto" w:fill="EAF4EC"/>
+            <w:shd w:val="clear" w:color="auto" w:fill="F3FAF6"/>
             <w:tcBorders>
               <w:top w:val="single" w:sz="4" w:space="0" w:color="B8D8C2"/>
               <w:left w:val="single" w:sz="4" w:space="0" w:color="B8D8C2"/>
@@ -103,7 +107,7 @@
           </w:tcPr>
           <w:p>
             <w:pPr>
-              <w:spacing w:after="40"/>
+              <w:spacing w:after="40" w:line="269" w:lineRule="auto"/>
               <w:jc w:val="center"/>
             </w:pPr>
             <w:r>
@@ -120,7 +124,7 @@
         <w:tc>
           <w:tcPr>
             <w:tcW w:type="dxa" w:w="7087"/>
-            <w:shd w:val="clear" w:color="auto" w:fill="FFFFFF"/>
+            <w:shd w:val="clear" w:color="auto" w:fill="EAF6EF"/>
             <w:tcBorders>
               <w:top w:val="single" w:sz="4" w:space="0" w:color="D0D7D0"/>
               <w:left w:val="single" w:sz="4" w:space="0" w:color="D0D7D0"/>
@@ -131,12 +135,12 @@
           </w:tcPr>
           <w:p>
             <w:pPr>
-              <w:spacing w:after="40"/>
+              <w:spacing w:after="40" w:line="269" w:lineRule="auto"/>
             </w:pPr>
             <w:r>
               <w:rPr>
                 <w:rFonts w:ascii="Microsoft YaHei" w:hAnsi="Microsoft YaHei" w:eastAsia="Microsoft YaHei"/>
-                <w:b w:val="0"/>
+                <w:b/>
                 <w:color w:val="2B2B2B"/>
                 <w:sz w:val="21"/>
               </w:rPr>
@@ -149,7 +153,7 @@
         <w:tc>
           <w:tcPr>
             <w:tcW w:type="dxa" w:w="1984"/>
-            <w:shd w:val="clear" w:color="auto" w:fill="EAF4EC"/>
+            <w:shd w:val="clear" w:color="auto" w:fill="F3FAF6"/>
             <w:tcBorders>
               <w:top w:val="single" w:sz="4" w:space="0" w:color="B8D8C2"/>
               <w:left w:val="single" w:sz="4" w:space="0" w:color="B8D8C2"/>
@@ -160,7 +164,7 @@
           </w:tcPr>
           <w:p>
             <w:pPr>
-              <w:spacing w:after="40"/>
+              <w:spacing w:after="40" w:line="269" w:lineRule="auto"/>
               <w:jc w:val="center"/>
             </w:pPr>
             <w:r>
@@ -188,7 +192,7 @@
           </w:tcPr>
           <w:p>
             <w:pPr>
-              <w:spacing w:after="40"/>
+              <w:spacing w:after="40" w:line="269" w:lineRule="auto"/>
             </w:pPr>
             <w:r>
               <w:rPr>
@@ -206,7 +210,7 @@
         <w:tc>
           <w:tcPr>
             <w:tcW w:type="dxa" w:w="1984"/>
-            <w:shd w:val="clear" w:color="auto" w:fill="EAF4EC"/>
+            <w:shd w:val="clear" w:color="auto" w:fill="F3FAF6"/>
             <w:tcBorders>
               <w:top w:val="single" w:sz="4" w:space="0" w:color="B8D8C2"/>
               <w:left w:val="single" w:sz="4" w:space="0" w:color="B8D8C2"/>
@@ -217,7 +221,7 @@
           </w:tcPr>
           <w:p>
             <w:pPr>
-              <w:spacing w:after="40"/>
+              <w:spacing w:after="40" w:line="269" w:lineRule="auto"/>
               <w:jc w:val="center"/>
             </w:pPr>
             <w:r>
@@ -245,7 +249,7 @@
           </w:tcPr>
           <w:p>
             <w:pPr>
-              <w:spacing w:after="40"/>
+              <w:spacing w:after="40" w:line="269" w:lineRule="auto"/>
             </w:pPr>
             <w:r>
               <w:rPr>
@@ -263,7 +267,7 @@
         <w:tc>
           <w:tcPr>
             <w:tcW w:type="dxa" w:w="1984"/>
-            <w:shd w:val="clear" w:color="auto" w:fill="EAF4EC"/>
+            <w:shd w:val="clear" w:color="auto" w:fill="F3FAF6"/>
             <w:tcBorders>
               <w:top w:val="single" w:sz="4" w:space="0" w:color="B8D8C2"/>
               <w:left w:val="single" w:sz="4" w:space="0" w:color="B8D8C2"/>
@@ -274,7 +278,7 @@
           </w:tcPr>
           <w:p>
             <w:pPr>
-              <w:spacing w:after="40"/>
+              <w:spacing w:after="40" w:line="269" w:lineRule="auto"/>
               <w:jc w:val="center"/>
             </w:pPr>
             <w:r>
@@ -302,7 +306,7 @@
           </w:tcPr>
           <w:p>
             <w:pPr>
-              <w:spacing w:after="40"/>
+              <w:spacing w:after="40" w:line="269" w:lineRule="auto"/>
             </w:pPr>
             <w:r>
               <w:rPr>
@@ -320,7 +324,7 @@
         <w:tc>
           <w:tcPr>
             <w:tcW w:type="dxa" w:w="1984"/>
-            <w:shd w:val="clear" w:color="auto" w:fill="EAF4EC"/>
+            <w:shd w:val="clear" w:color="auto" w:fill="F3FAF6"/>
             <w:tcBorders>
               <w:top w:val="single" w:sz="4" w:space="0" w:color="B8D8C2"/>
               <w:left w:val="single" w:sz="4" w:space="0" w:color="B8D8C2"/>
@@ -331,7 +335,7 @@
           </w:tcPr>
           <w:p>
             <w:pPr>
-              <w:spacing w:after="40"/>
+              <w:spacing w:after="40" w:line="269" w:lineRule="auto"/>
               <w:jc w:val="center"/>
             </w:pPr>
             <w:r>
@@ -359,7 +363,7 @@
           </w:tcPr>
           <w:p>
             <w:pPr>
-              <w:spacing w:after="40"/>
+              <w:spacing w:after="40" w:line="269" w:lineRule="auto"/>
             </w:pPr>
             <w:r>
               <w:rPr>
@@ -377,7 +381,7 @@
         <w:tc>
           <w:tcPr>
             <w:tcW w:type="dxa" w:w="1984"/>
-            <w:shd w:val="clear" w:color="auto" w:fill="EAF4EC"/>
+            <w:shd w:val="clear" w:color="auto" w:fill="F3FAF6"/>
             <w:tcBorders>
               <w:top w:val="single" w:sz="4" w:space="0" w:color="B8D8C2"/>
               <w:left w:val="single" w:sz="4" w:space="0" w:color="B8D8C2"/>
@@ -388,7 +392,7 @@
           </w:tcPr>
           <w:p>
             <w:pPr>
-              <w:spacing w:after="40"/>
+              <w:spacing w:after="40" w:line="269" w:lineRule="auto"/>
               <w:jc w:val="center"/>
             </w:pPr>
             <w:r>
@@ -415,7 +419,14 @@
             <w:vAlign w:val="center"/>
           </w:tcPr>
           <w:p>
+            <w:pPr>
+              <w:spacing w:line="269" w:lineRule="auto" w:after="40"/>
+            </w:pPr>
             <w:r>
+              <w:rPr>
+                <w:rFonts w:ascii="Microsoft YaHei" w:hAnsi="Microsoft YaHei" w:eastAsia="Microsoft YaHei"/>
+                <w:sz w:val="18"/>
+              </w:rPr>
               <w:t>计算机23-2 / 231002703 / 戴正宇</w:t>
             </w:r>
           </w:p>
@@ -425,7 +436,7 @@
         <w:tc>
           <w:tcPr>
             <w:tcW w:type="dxa" w:w="1984"/>
-            <w:shd w:val="clear" w:color="auto" w:fill="EAF4EC"/>
+            <w:shd w:val="clear" w:color="auto" w:fill="F3FAF6"/>
             <w:tcBorders>
               <w:top w:val="single" w:sz="4" w:space="0" w:color="B8D8C2"/>
               <w:left w:val="single" w:sz="4" w:space="0" w:color="B8D8C2"/>
@@ -436,7 +447,7 @@
           </w:tcPr>
           <w:p>
             <w:pPr>
-              <w:spacing w:after="40"/>
+              <w:spacing w:after="40" w:line="269" w:lineRule="auto"/>
               <w:jc w:val="center"/>
             </w:pPr>
             <w:r>
@@ -463,23 +474,41 @@
             <w:vAlign w:val="center"/>
           </w:tcPr>
           <w:p>
+            <w:pPr>
+              <w:spacing w:line="269" w:lineRule="auto" w:after="40"/>
+            </w:pPr>
             <w:r>
+              <w:rPr>
+                <w:rFonts w:ascii="Microsoft YaHei" w:hAnsi="Microsoft YaHei" w:eastAsia="Microsoft YaHei"/>
+                <w:sz w:val="18"/>
+              </w:rPr>
               <w:t>2026-05-14</w:t>
             </w:r>
           </w:p>
         </w:tc>
       </w:tr>
     </w:tbl>
-    <w:p/>
     <w:p>
+      <w:pPr>
+        <w:spacing w:after="80" w:line="276" w:lineRule="auto"/>
+      </w:pPr>
+    </w:p>
+    <w:p>
+      <w:pPr>
+        <w:spacing w:after="80" w:line="276" w:lineRule="auto"/>
+      </w:pPr>
       <w:r>
+        <w:rPr>
+          <w:rFonts w:ascii="Microsoft YaHei" w:hAnsi="Microsoft YaHei" w:eastAsia="Microsoft YaHei"/>
+          <w:sz w:val="21"/>
+        </w:rPr>
         <w:br w:type="page"/>
       </w:r>
     </w:p>
     <w:p>
       <w:pPr>
         <w:keepNext/>
-        <w:spacing w:before="280" w:after="120"/>
+        <w:spacing w:before="280" w:after="80" w:line="276" w:lineRule="auto"/>
         <w:pBdr>
           <w:bottom w:val="single" w:sz="8" w:space="4" w:color="1A7A3D"/>
         </w:pBdr>
@@ -488,7 +517,6 @@
         <w:rPr>
           <w:rFonts w:ascii="Microsoft YaHei" w:hAnsi="Microsoft YaHei" w:eastAsia="Microsoft YaHei"/>
           <w:b/>
-          <w:color w:val="1A7A3D"/>
           <w:sz w:val="36"/>
         </w:rPr>
         <w:t>使用说明</w:t>
@@ -496,7 +524,7 @@
     </w:p>
     <w:p>
       <w:pPr>
-        <w:spacing w:after="80" w:before="0" w:line="336" w:lineRule="auto"/>
+        <w:spacing w:after="80" w:before="0" w:line="276" w:lineRule="auto"/>
         <w:ind w:firstLine="340"/>
         <w:jc w:val="left"/>
       </w:pPr>
@@ -533,7 +561,7 @@
           </w:tcPr>
           <w:p>
             <w:pPr>
-              <w:spacing w:after="40"/>
+              <w:spacing w:after="40" w:line="269" w:lineRule="auto"/>
             </w:pPr>
             <w:r>
               <w:rPr>
@@ -547,7 +575,7 @@
           </w:p>
           <w:p>
             <w:pPr>
-              <w:spacing w:after="40" w:line="336" w:lineRule="auto"/>
+              <w:spacing w:after="40" w:line="269" w:lineRule="auto"/>
             </w:pPr>
             <w:r>
               <w:rPr>
@@ -562,11 +590,15 @@
         </w:tc>
       </w:tr>
     </w:tbl>
-    <w:p/>
+    <w:p>
+      <w:pPr>
+        <w:spacing w:after="80" w:line="276" w:lineRule="auto"/>
+      </w:pPr>
+    </w:p>
     <w:p>
       <w:pPr>
         <w:keepNext/>
-        <w:spacing w:before="280" w:after="120"/>
+        <w:spacing w:before="280" w:after="80" w:line="276" w:lineRule="auto"/>
         <w:pBdr>
           <w:bottom w:val="single" w:sz="8" w:space="4" w:color="1A7A3D"/>
         </w:pBdr>
@@ -575,7 +607,6 @@
         <w:rPr>
           <w:rFonts w:ascii="Microsoft YaHei" w:hAnsi="Microsoft YaHei" w:eastAsia="Microsoft YaHei"/>
           <w:b/>
-          <w:color w:val="1A7A3D"/>
           <w:sz w:val="36"/>
         </w:rPr>
         <w:t>1  事件风暴会议纪要</w:t>
@@ -584,7 +615,7 @@
     <w:p>
       <w:pPr>
         <w:keepNext/>
-        <w:spacing w:before="200" w:after="120"/>
+        <w:spacing w:before="200" w:after="80" w:line="276" w:lineRule="auto"/>
         <w:pBdr>
           <w:bottom w:val="single" w:sz="4" w:space="4" w:color="4DB872"/>
         </w:pBdr>
@@ -622,18 +653,29 @@
             <w:vAlign w:val="top"/>
           </w:tcPr>
           <w:p>
+            <w:pPr>
+              <w:spacing w:line="269" w:lineRule="auto" w:after="40"/>
+            </w:pPr>
             <w:r>
-              <w:t>参与者：戴正宇（主持与记录）；AI 模拟顾客代表（预约/会员体验）；AI 模拟店员（门店调度）；AI 模拟运营总监（指标与活动）；AI 模拟架构师（边界和集成）。</w:t>
+              <w:rPr>
+                <w:rFonts w:ascii="Microsoft YaHei" w:hAnsi="Microsoft YaHei" w:eastAsia="Microsoft YaHei"/>
+                <w:sz w:val="18"/>
+              </w:rPr>
+              <w:t>参与者与职责：戴正宇负责主持、记录与边界裁决；AI 模拟顾客代表提供预约、会员、支付体验场景；AI 模拟店员提供签到核销、异常处理、门店调度场景；AI 模拟店长/运营提供门店扩张、经营报表、活动配置场景；AI 模拟合规负责人检查隐私授权、数据最小化和跨上下文访问边界。</w:t>
             </w:r>
           </w:p>
         </w:tc>
       </w:tr>
     </w:tbl>
-    <w:p/>
+    <w:p>
+      <w:pPr>
+        <w:spacing w:after="80" w:line="276" w:lineRule="auto"/>
+      </w:pPr>
+    </w:p>
     <w:p>
       <w:pPr>
         <w:keepNext/>
-        <w:spacing w:before="200" w:after="120"/>
+        <w:spacing w:before="200" w:after="80" w:line="276" w:lineRule="auto"/>
         <w:pBdr>
           <w:bottom w:val="single" w:sz="4" w:space="4" w:color="4DB872"/>
         </w:pBdr>
@@ -671,20 +713,38 @@
             <w:vAlign w:val="top"/>
           </w:tcPr>
           <w:p>
+            <w:pPr>
+              <w:spacing w:line="269" w:lineRule="auto" w:after="40"/>
+            </w:pPr>
             <w:r>
-              <w:t>Big Picture 阶段识别业务事件和外部系统；Process Modeling 阶段串联预约、点单、支付、健康打卡、运营分析；Software Modeling 阶段把事件聚合到 8 个限界上下文，并标注 Customer-Supplier、Conformist、ACL、Published Language 等关系。</w:t>
+              <w:rPr>
+                <w:rFonts w:ascii="Microsoft YaHei" w:hAnsi="Microsoft YaHei" w:eastAsia="Microsoft YaHei"/>
+                <w:sz w:val="18"/>
+              </w:rPr>
+              <w:t>方法说明：先用 Big Picture Event Storming 识别“已经发生了什么”，得到业务事件清单；再进入 Process Modeling，将事件串成预约、支付、签到、猫咪健康打卡、运营分析等流程；最后进入 Software Modeling，按生命周期、数据所有权、一致性模型和扩展压力划分限界上下文。拆分过程允许回溯：如果上下文耦合过高，需要回到事件和命令层重新调整边界。</w:t>
             </w:r>
           </w:p>
           <w:p>
             <w:pPr>
-              <w:spacing w:before="0" w:after="0"/>
+              <w:spacing w:before="0" w:after="40" w:line="269" w:lineRule="auto"/>
             </w:pPr>
+            <w:r>
+              <w:rPr>
+                <w:rFonts w:ascii="Microsoft YaHei" w:hAnsi="Microsoft YaHei" w:eastAsia="Microsoft YaHei"/>
+                <w:sz w:val="18"/>
+              </w:rPr>
+            </w:r>
           </w:p>
           <w:p>
             <w:pPr>
+              <w:spacing w:line="269" w:lineRule="auto" w:after="40"/>
               <w:jc w:val="center"/>
             </w:pPr>
             <w:r>
+              <w:rPr>
+                <w:rFonts w:ascii="Microsoft YaHei" w:hAnsi="Microsoft YaHei" w:eastAsia="Microsoft YaHei"/>
+                <w:sz w:val="18"/>
+              </w:rPr>
               <w:drawing>
                 <wp:inline xmlns:a="http://schemas.openxmlformats.org/drawingml/2006/main" xmlns:pic="http://schemas.openxmlformats.org/drawingml/2006/picture">
                   <wp:extent cx="5349240" cy="2436876"/>
@@ -721,16 +781,24 @@
           </w:p>
           <w:p>
             <w:pPr>
+              <w:spacing w:line="269" w:lineRule="auto" w:after="40"/>
               <w:jc w:val="center"/>
             </w:pPr>
             <w:r>
-              <w:t>图2-2a 事件风暴到限界上下文拆分流程</w:t>
+              <w:rPr>
+                <w:rFonts w:ascii="Microsoft YaHei" w:hAnsi="Microsoft YaHei" w:eastAsia="Microsoft YaHei"/>
+                <w:sz w:val="18"/>
+              </w:rPr>
             </w:r>
           </w:p>
         </w:tc>
       </w:tr>
     </w:tbl>
-    <w:p/>
+    <w:p>
+      <w:pPr>
+        <w:spacing w:after="80" w:line="276" w:lineRule="auto"/>
+      </w:pPr>
+    </w:p>
     <w:tbl>
       <w:tblPr>
         <w:tblW w:type="auto" w:w="0"/>
@@ -754,18 +822,29 @@
             <w:vAlign w:val="top"/>
           </w:tcPr>
           <w:p>
+            <w:pPr>
+              <w:spacing w:line="269" w:lineRule="auto" w:after="40"/>
+            </w:pPr>
             <w:r>
-              <w:t>事件风暴结论：NekoCafé 的核心域是预约与门店履约，支撑域是会员、订单支付、猫咪档案、推荐、通知和运营分析。预约上下文是写入热点，订单支付是强一致边界，运营分析适合通过事件驱动构建读模型。</w:t>
+              <w:rPr>
+                <w:rFonts w:ascii="Microsoft YaHei" w:hAnsi="Microsoft YaHei" w:eastAsia="Microsoft YaHei"/>
+                <w:sz w:val="18"/>
+              </w:rPr>
+              <w:t>事件风暴结论：NekoCafé 的核心域是“预约与门店履约”，因为它直接承载顾客到店体验、桌位容量和营收转化。会员、门店、订单支付、猫咪档案、通知、运营分析构成支撑域或通用域。拆分后的服务边界以业务能力为主，而不是按数据库表或页面菜单拆分；这样可以降低预约、支付、通知之间的发布耦合。</w:t>
             </w:r>
           </w:p>
         </w:tc>
       </w:tr>
     </w:tbl>
-    <w:p/>
+    <w:p>
+      <w:pPr>
+        <w:spacing w:after="80" w:line="276" w:lineRule="auto"/>
+      </w:pPr>
+    </w:p>
     <w:p>
       <w:pPr>
         <w:keepNext/>
-        <w:spacing w:before="280" w:after="120"/>
+        <w:spacing w:before="280" w:after="80" w:line="276" w:lineRule="auto"/>
         <w:pBdr>
           <w:bottom w:val="single" w:sz="8" w:space="4" w:color="1A7A3D"/>
         </w:pBdr>
@@ -774,7 +853,6 @@
         <w:rPr>
           <w:rFonts w:ascii="Microsoft YaHei" w:hAnsi="Microsoft YaHei" w:eastAsia="Microsoft YaHei"/>
           <w:b/>
-          <w:color w:val="1A7A3D"/>
           <w:sz w:val="36"/>
         </w:rPr>
         <w:t>2  领域事件列表（≥ 30 条）</w:t>
@@ -803,18 +881,101 @@
             <w:vAlign w:val="top"/>
           </w:tcPr>
           <w:p>
+            <w:pPr>
+              <w:spacing w:line="269" w:lineRule="auto" w:after="40"/>
+            </w:pPr>
             <w:r>
-              <w:t>顾客已注册 → 会员偏好已更新 → 隐私授权已变更 → 门店已发布 → 桌位已配置 → 营业时间已调整 → 猫咪档案已创建 → 猫咪健康已打卡 → 猫咪状态已变更 → 门店列表已查询 → 推荐请求已发起 → 推荐方案已生成 → 预约草稿已创建 → 桌位容量已锁定 → 预约已提交 → 预约已确认 → 预约确认通知已发送 → 候补已登记 → 候补已转正 → 预约已改期 → 预约已取消 → 顾客已到店 → 预约已核销 → 订单已创建 → 优惠券已校验 → 支付已发起 → 支付已成功 → 支付已失败 → 退款已申请 → 退款已完成 → 订单已接单 → 订单已完成 → 评价已提交 → 活动已创建 → 活动券已发放 → 运营指标已刷新</w:t>
+              <w:rPr>
+                <w:rFonts w:ascii="Microsoft YaHei" w:hAnsi="Microsoft YaHei" w:eastAsia="Microsoft YaHei"/>
+                <w:sz w:val="18"/>
+              </w:rPr>
+              <w:t>领域事件列表（按业务时间线）：</w:t>
+              <w:br/>
+              <w:t>1. 顾客已注册</w:t>
+              <w:br/>
+              <w:t>2. 会员资料已完善</w:t>
+              <w:br/>
+              <w:t>3. 会员偏好已更新</w:t>
+              <w:br/>
+              <w:t>4. 隐私授权已变更</w:t>
+              <w:br/>
+              <w:t>5. 门店已发布</w:t>
+              <w:br/>
+              <w:t>6. 桌位已配置</w:t>
+              <w:br/>
+              <w:t>7. 营业时间已生效</w:t>
+              <w:br/>
+              <w:t>8. 猫咪档案已创建</w:t>
+              <w:br/>
+              <w:t>9. 猫咪健康已打卡</w:t>
+              <w:br/>
+              <w:t>10. 猫咪互动状态已更新</w:t>
+              <w:br/>
+              <w:t>11. 顾客已浏览门店</w:t>
+              <w:br/>
+              <w:t>12. 可预约时段已查询</w:t>
+              <w:br/>
+              <w:t>13. 桌位容量已锁定</w:t>
+              <w:br/>
+              <w:t>14. 预约已提交</w:t>
+              <w:br/>
+              <w:t>15. 押金支付单已创建</w:t>
+              <w:br/>
+              <w:t>16. 支付已成功</w:t>
+              <w:br/>
+              <w:t>17. 预约已确认</w:t>
+              <w:br/>
+              <w:t>18. 预约通知已发送</w:t>
+              <w:br/>
+              <w:t>19. 预约已改期</w:t>
+              <w:br/>
+              <w:t>20. 预约已取消</w:t>
+              <w:br/>
+              <w:t>21. 押金已退款</w:t>
+              <w:br/>
+              <w:t>22. 候补已加入</w:t>
+              <w:br/>
+              <w:t>23. 候补已转正</w:t>
+              <w:br/>
+              <w:t>24. 顾客已到店</w:t>
+              <w:br/>
+              <w:t>25. 预约已核销</w:t>
+              <w:br/>
+              <w:t>26. 订单已创建</w:t>
+              <w:br/>
+              <w:t>27. 菜品已加购</w:t>
+              <w:br/>
+              <w:t>28. 订单已支付</w:t>
+              <w:br/>
+              <w:t>29. 服务已完成</w:t>
+              <w:br/>
+              <w:t>30. 顾客已评价</w:t>
+              <w:br/>
+              <w:t>31. 优惠券已发放</w:t>
+              <w:br/>
+              <w:t>32. 积分已累计</w:t>
+              <w:br/>
+              <w:t>33. 营销活动已创建</w:t>
+              <w:br/>
+              <w:t>34. 运营指标已刷新</w:t>
+              <w:br/>
+              <w:t>35. 异常工单已生成</w:t>
+              <w:br/>
+              <w:t>36. 审计日志已记录</w:t>
             </w:r>
           </w:p>
         </w:tc>
       </w:tr>
     </w:tbl>
-    <w:p/>
+    <w:p>
+      <w:pPr>
+        <w:spacing w:after="80" w:line="276" w:lineRule="auto"/>
+      </w:pPr>
+    </w:p>
     <w:p>
       <w:pPr>
         <w:keepNext/>
-        <w:spacing w:before="280" w:after="120"/>
+        <w:spacing w:before="280" w:after="80" w:line="276" w:lineRule="auto"/>
         <w:pBdr>
           <w:bottom w:val="single" w:sz="8" w:space="4" w:color="1A7A3D"/>
         </w:pBdr>
@@ -823,7 +984,6 @@
         <w:rPr>
           <w:rFonts w:ascii="Microsoft YaHei" w:hAnsi="Microsoft YaHei" w:eastAsia="Microsoft YaHei"/>
           <w:b/>
-          <w:color w:val="1A7A3D"/>
           <w:sz w:val="36"/>
         </w:rPr>
         <w:t>3  命令、聚合、策略、读模型识别</w:t>
@@ -852,33 +1012,35 @@
             <w:vAlign w:val="top"/>
           </w:tcPr>
           <w:p>
+            <w:pPr>
+              <w:spacing w:line="269" w:lineRule="auto" w:after="40"/>
+            </w:pPr>
             <w:r>
-              <w:t>命令：注册会员、更新偏好、发布门店、配置桌位、提交预约、改期预约、取消预约、核销到店、创建订单、支付订单、申请退款、健康打卡、创建活动。</w:t>
-            </w:r>
-          </w:p>
-          <w:p>
-            <w:r>
-              <w:t>聚合：Member、Store、TableSlot、Reservation、Order、Payment、CatProfile、Promotion、Coupon。</w:t>
-            </w:r>
-          </w:p>
-          <w:p>
-            <w:r>
-              <w:t>策略：支付成功后绑定预约；猫咪异常后暂停推荐；候补转正后发送通知；活动发布后按分群发券。</w:t>
-            </w:r>
-          </w:p>
-          <w:p>
-            <w:r>
-              <w:t>读模型：门店列表、预约队列、店员工作台、运营看板、会员画像。</w:t>
+              <w:rPr>
+                <w:rFonts w:ascii="Microsoft YaHei" w:hAnsi="Microsoft YaHei" w:eastAsia="Microsoft YaHei"/>
+                <w:sz w:val="18"/>
+              </w:rPr>
+              <w:t>命令：注册会员、更新偏好、变更隐私授权、发布门店、配置桌位、提交预约、改期预约、取消预约、支付押金、到店核销、创建订单、提交评价、创建营销活动。</w:t>
+              <w:br/>
+              <w:t>聚合：Member、PrivacyConsent、Store、TableSlot、Reservation、CapacityLock、Waitlist、Order、Payment、CatProfile、HealthCheck、Campaign、Notification。</w:t>
+              <w:br/>
+              <w:t>策略：容量锁定策略、候补转正规则、取消退款规则、猫咪可互动策略、营销授权过滤策略、异常通知重试策略。</w:t>
+              <w:br/>
+              <w:t>读模型：门店可预约列表、预约队列、店员工作台、会员权益摘要、运营看板、消息投递状态。</w:t>
             </w:r>
           </w:p>
         </w:tc>
       </w:tr>
     </w:tbl>
-    <w:p/>
+    <w:p>
+      <w:pPr>
+        <w:spacing w:after="80" w:line="276" w:lineRule="auto"/>
+      </w:pPr>
+    </w:p>
     <w:p>
       <w:pPr>
         <w:keepNext/>
-        <w:spacing w:before="280" w:after="120"/>
+        <w:spacing w:before="280" w:after="80" w:line="276" w:lineRule="auto"/>
         <w:pBdr>
           <w:bottom w:val="single" w:sz="8" w:space="4" w:color="1A7A3D"/>
         </w:pBdr>
@@ -887,7 +1049,6 @@
         <w:rPr>
           <w:rFonts w:ascii="Microsoft YaHei" w:hAnsi="Microsoft YaHei" w:eastAsia="Microsoft YaHei"/>
           <w:b/>
-          <w:color w:val="1A7A3D"/>
           <w:sz w:val="36"/>
         </w:rPr>
         <w:t>4  限界上下文清单（≥ 6 个）</w:t>
@@ -909,7 +1070,7 @@
         <w:tc>
           <w:tcPr>
             <w:tcW w:type="dxa" w:w="850"/>
-            <w:shd w:val="clear" w:color="auto" w:fill="1A7A3D"/>
+            <w:shd w:val="clear" w:color="auto" w:fill="EAF6EF"/>
             <w:tcBorders>
               <w:top w:val="single" w:sz="4" w:space="0" w:color="1A7A3D"/>
               <w:left w:val="single" w:sz="4" w:space="0" w:color="1A7A3D"/>
@@ -920,7 +1081,7 @@
           </w:tcPr>
           <w:p>
             <w:pPr>
-              <w:spacing w:after="40" w:before="40"/>
+              <w:spacing w:after="40" w:before="40" w:line="269" w:lineRule="auto"/>
               <w:jc w:val="center"/>
             </w:pPr>
             <w:r>
@@ -937,7 +1098,7 @@
         <w:tc>
           <w:tcPr>
             <w:tcW w:type="dxa" w:w="2268"/>
-            <w:shd w:val="clear" w:color="auto" w:fill="1A7A3D"/>
+            <w:shd w:val="clear" w:color="auto" w:fill="EAF6EF"/>
             <w:tcBorders>
               <w:top w:val="single" w:sz="4" w:space="0" w:color="1A7A3D"/>
               <w:left w:val="single" w:sz="4" w:space="0" w:color="1A7A3D"/>
@@ -948,7 +1109,7 @@
           </w:tcPr>
           <w:p>
             <w:pPr>
-              <w:spacing w:after="40" w:before="40"/>
+              <w:spacing w:after="40" w:before="40" w:line="269" w:lineRule="auto"/>
               <w:jc w:val="center"/>
             </w:pPr>
             <w:r>
@@ -965,7 +1126,7 @@
         <w:tc>
           <w:tcPr>
             <w:tcW w:type="dxa" w:w="2835"/>
-            <w:shd w:val="clear" w:color="auto" w:fill="1A7A3D"/>
+            <w:shd w:val="clear" w:color="auto" w:fill="EAF6EF"/>
             <w:tcBorders>
               <w:top w:val="single" w:sz="4" w:space="0" w:color="1A7A3D"/>
               <w:left w:val="single" w:sz="4" w:space="0" w:color="1A7A3D"/>
@@ -976,7 +1137,7 @@
           </w:tcPr>
           <w:p>
             <w:pPr>
-              <w:spacing w:after="40" w:before="40"/>
+              <w:spacing w:after="40" w:before="40" w:line="269" w:lineRule="auto"/>
               <w:jc w:val="center"/>
             </w:pPr>
             <w:r>
@@ -993,7 +1154,7 @@
         <w:tc>
           <w:tcPr>
             <w:tcW w:type="dxa" w:w="2835"/>
-            <w:shd w:val="clear" w:color="auto" w:fill="1A7A3D"/>
+            <w:shd w:val="clear" w:color="auto" w:fill="EAF6EF"/>
             <w:tcBorders>
               <w:top w:val="single" w:sz="4" w:space="0" w:color="1A7A3D"/>
               <w:left w:val="single" w:sz="4" w:space="0" w:color="1A7A3D"/>
@@ -1004,7 +1165,7 @@
           </w:tcPr>
           <w:p>
             <w:pPr>
-              <w:spacing w:after="40" w:before="40"/>
+              <w:spacing w:after="40" w:before="40" w:line="269" w:lineRule="auto"/>
               <w:jc w:val="center"/>
             </w:pPr>
             <w:r>
@@ -1025,7 +1186,14 @@
             <w:tcW w:type="dxa" w:w="2436"/>
           </w:tcPr>
           <w:p>
+            <w:pPr>
+              <w:spacing w:line="269" w:lineRule="auto" w:after="40"/>
+            </w:pPr>
             <w:r>
+              <w:rPr>
+                <w:rFonts w:ascii="Microsoft YaHei" w:hAnsi="Microsoft YaHei" w:eastAsia="Microsoft YaHei"/>
+                <w:sz w:val="18"/>
+              </w:rPr>
               <w:t>BC-1</w:t>
             </w:r>
           </w:p>
@@ -1035,7 +1203,14 @@
             <w:tcW w:type="dxa" w:w="2436"/>
           </w:tcPr>
           <w:p>
+            <w:pPr>
+              <w:spacing w:line="269" w:lineRule="auto" w:after="40"/>
+            </w:pPr>
             <w:r>
+              <w:rPr>
+                <w:rFonts w:ascii="Microsoft YaHei" w:hAnsi="Microsoft YaHei" w:eastAsia="Microsoft YaHei"/>
+                <w:sz w:val="18"/>
+              </w:rPr>
               <w:t>会员上下文</w:t>
             </w:r>
           </w:p>
@@ -1045,8 +1220,15 @@
             <w:tcW w:type="dxa" w:w="2436"/>
           </w:tcPr>
           <w:p>
+            <w:pPr>
+              <w:spacing w:line="269" w:lineRule="auto" w:after="40"/>
+            </w:pPr>
             <w:r>
-              <w:t>Member / PrivacyConsent / Preference</w:t>
+              <w:rPr>
+                <w:rFonts w:ascii="Microsoft YaHei" w:hAnsi="Microsoft YaHei" w:eastAsia="Microsoft YaHei"/>
+                <w:sz w:val="18"/>
+              </w:rPr>
+              <w:t>Member / PrivacyConsent / Preference / Coupon / PointRecord</w:t>
             </w:r>
           </w:p>
         </w:tc>
@@ -1055,8 +1237,15 @@
             <w:tcW w:type="dxa" w:w="2436"/>
           </w:tcPr>
           <w:p>
+            <w:pPr>
+              <w:spacing w:line="269" w:lineRule="auto" w:after="40"/>
+            </w:pPr>
             <w:r>
-              <w:t>戴正宇</w:t>
+              <w:rPr>
+                <w:rFonts w:ascii="Microsoft YaHei" w:hAnsi="Microsoft YaHei" w:eastAsia="Microsoft YaHei"/>
+                <w:sz w:val="18"/>
+              </w:rPr>
+              <w:t>会员资料、授权、积分与权益；拥有 PII 主数据</w:t>
             </w:r>
           </w:p>
         </w:tc>
@@ -1067,7 +1256,14 @@
             <w:tcW w:type="dxa" w:w="2436"/>
           </w:tcPr>
           <w:p>
+            <w:pPr>
+              <w:spacing w:line="269" w:lineRule="auto" w:after="40"/>
+            </w:pPr>
             <w:r>
+              <w:rPr>
+                <w:rFonts w:ascii="Microsoft YaHei" w:hAnsi="Microsoft YaHei" w:eastAsia="Microsoft YaHei"/>
+                <w:sz w:val="18"/>
+              </w:rPr>
               <w:t>BC-2</w:t>
             </w:r>
           </w:p>
@@ -1077,8 +1273,15 @@
             <w:tcW w:type="dxa" w:w="2436"/>
           </w:tcPr>
           <w:p>
+            <w:pPr>
+              <w:spacing w:line="269" w:lineRule="auto" w:after="40"/>
+            </w:pPr>
             <w:r>
-              <w:t>门店上下文</w:t>
+              <w:rPr>
+                <w:rFonts w:ascii="Microsoft YaHei" w:hAnsi="Microsoft YaHei" w:eastAsia="Microsoft YaHei"/>
+                <w:sz w:val="18"/>
+              </w:rPr>
+              <w:t>门店运营上下文</w:t>
             </w:r>
           </w:p>
         </w:tc>
@@ -1087,8 +1290,15 @@
             <w:tcW w:type="dxa" w:w="2436"/>
           </w:tcPr>
           <w:p>
+            <w:pPr>
+              <w:spacing w:line="269" w:lineRule="auto" w:after="40"/>
+            </w:pPr>
             <w:r>
-              <w:t>Store / TableSlot / BusinessHours</w:t>
+              <w:rPr>
+                <w:rFonts w:ascii="Microsoft YaHei" w:hAnsi="Microsoft YaHei" w:eastAsia="Microsoft YaHei"/>
+                <w:sz w:val="18"/>
+              </w:rPr>
+              <w:t>Store / TableSlot / BusinessHours / Staff / MenuItem</w:t>
             </w:r>
           </w:p>
         </w:tc>
@@ -1097,8 +1307,15 @@
             <w:tcW w:type="dxa" w:w="2436"/>
           </w:tcPr>
           <w:p>
+            <w:pPr>
+              <w:spacing w:line="269" w:lineRule="auto" w:after="40"/>
+            </w:pPr>
             <w:r>
-              <w:t>戴正宇</w:t>
+              <w:rPr>
+                <w:rFonts w:ascii="Microsoft YaHei" w:hAnsi="Microsoft YaHei" w:eastAsia="Microsoft YaHei"/>
+                <w:sz w:val="18"/>
+              </w:rPr>
+              <w:t>门店、桌位、营业时间、员工与菜单配置</w:t>
             </w:r>
           </w:p>
         </w:tc>
@@ -1109,7 +1326,14 @@
             <w:tcW w:type="dxa" w:w="2436"/>
           </w:tcPr>
           <w:p>
+            <w:pPr>
+              <w:spacing w:line="269" w:lineRule="auto" w:after="40"/>
+            </w:pPr>
             <w:r>
+              <w:rPr>
+                <w:rFonts w:ascii="Microsoft YaHei" w:hAnsi="Microsoft YaHei" w:eastAsia="Microsoft YaHei"/>
+                <w:sz w:val="18"/>
+              </w:rPr>
               <w:t>BC-3</w:t>
             </w:r>
           </w:p>
@@ -1119,8 +1343,15 @@
             <w:tcW w:type="dxa" w:w="2436"/>
           </w:tcPr>
           <w:p>
+            <w:pPr>
+              <w:spacing w:line="269" w:lineRule="auto" w:after="40"/>
+            </w:pPr>
             <w:r>
-              <w:t>预约上下文</w:t>
+              <w:rPr>
+                <w:rFonts w:ascii="Microsoft YaHei" w:hAnsi="Microsoft YaHei" w:eastAsia="Microsoft YaHei"/>
+                <w:sz w:val="18"/>
+              </w:rPr>
+              <w:t>预约上下文（核心域）</w:t>
             </w:r>
           </w:p>
         </w:tc>
@@ -1129,8 +1360,15 @@
             <w:tcW w:type="dxa" w:w="2436"/>
           </w:tcPr>
           <w:p>
+            <w:pPr>
+              <w:spacing w:line="269" w:lineRule="auto" w:after="40"/>
+            </w:pPr>
             <w:r>
-              <w:t>Reservation / Waitlist / CapacityLock</w:t>
+              <w:rPr>
+                <w:rFonts w:ascii="Microsoft YaHei" w:hAnsi="Microsoft YaHei" w:eastAsia="Microsoft YaHei"/>
+                <w:sz w:val="18"/>
+              </w:rPr>
+              <w:t>Reservation / CapacityLock / Waitlist / ReservationPolicy</w:t>
             </w:r>
           </w:p>
         </w:tc>
@@ -1139,8 +1377,15 @@
             <w:tcW w:type="dxa" w:w="2436"/>
           </w:tcPr>
           <w:p>
+            <w:pPr>
+              <w:spacing w:line="269" w:lineRule="auto" w:after="40"/>
+            </w:pPr>
             <w:r>
-              <w:t>戴正宇</w:t>
+              <w:rPr>
+                <w:rFonts w:ascii="Microsoft YaHei" w:hAnsi="Microsoft YaHei" w:eastAsia="Microsoft YaHei"/>
+                <w:sz w:val="18"/>
+              </w:rPr>
+              <w:t>预约生命周期、容量锁、候补和履约规则</w:t>
             </w:r>
           </w:p>
         </w:tc>
@@ -1151,7 +1396,14 @@
             <w:tcW w:type="dxa" w:w="2436"/>
           </w:tcPr>
           <w:p>
+            <w:pPr>
+              <w:spacing w:line="269" w:lineRule="auto" w:after="40"/>
+            </w:pPr>
             <w:r>
+              <w:rPr>
+                <w:rFonts w:ascii="Microsoft YaHei" w:hAnsi="Microsoft YaHei" w:eastAsia="Microsoft YaHei"/>
+                <w:sz w:val="18"/>
+              </w:rPr>
               <w:t>BC-4</w:t>
             </w:r>
           </w:p>
@@ -1161,7 +1413,14 @@
             <w:tcW w:type="dxa" w:w="2436"/>
           </w:tcPr>
           <w:p>
+            <w:pPr>
+              <w:spacing w:line="269" w:lineRule="auto" w:after="40"/>
+            </w:pPr>
             <w:r>
+              <w:rPr>
+                <w:rFonts w:ascii="Microsoft YaHei" w:hAnsi="Microsoft YaHei" w:eastAsia="Microsoft YaHei"/>
+                <w:sz w:val="18"/>
+              </w:rPr>
               <w:t>订单支付上下文</w:t>
             </w:r>
           </w:p>
@@ -1171,8 +1430,15 @@
             <w:tcW w:type="dxa" w:w="2436"/>
           </w:tcPr>
           <w:p>
+            <w:pPr>
+              <w:spacing w:line="269" w:lineRule="auto" w:after="40"/>
+            </w:pPr>
             <w:r>
-              <w:t>Order / Payment / Refund</w:t>
+              <w:rPr>
+                <w:rFonts w:ascii="Microsoft YaHei" w:hAnsi="Microsoft YaHei" w:eastAsia="Microsoft YaHei"/>
+                <w:sz w:val="18"/>
+              </w:rPr>
+              <w:t>Order / Payment / Refund / OrderItem</w:t>
             </w:r>
           </w:p>
         </w:tc>
@@ -1181,8 +1447,15 @@
             <w:tcW w:type="dxa" w:w="2436"/>
           </w:tcPr>
           <w:p>
+            <w:pPr>
+              <w:spacing w:line="269" w:lineRule="auto" w:after="40"/>
+            </w:pPr>
             <w:r>
-              <w:t>戴正宇</w:t>
+              <w:rPr>
+                <w:rFonts w:ascii="Microsoft YaHei" w:hAnsi="Microsoft YaHei" w:eastAsia="Microsoft YaHei"/>
+                <w:sz w:val="18"/>
+              </w:rPr>
+              <w:t>支付、退款、订单与对账，适配第三方支付</w:t>
             </w:r>
           </w:p>
         </w:tc>
@@ -1193,7 +1466,14 @@
             <w:tcW w:type="dxa" w:w="2436"/>
           </w:tcPr>
           <w:p>
+            <w:pPr>
+              <w:spacing w:line="269" w:lineRule="auto" w:after="40"/>
+            </w:pPr>
             <w:r>
+              <w:rPr>
+                <w:rFonts w:ascii="Microsoft YaHei" w:hAnsi="Microsoft YaHei" w:eastAsia="Microsoft YaHei"/>
+                <w:sz w:val="18"/>
+              </w:rPr>
               <w:t>BC-5</w:t>
             </w:r>
           </w:p>
@@ -1203,7 +1483,14 @@
             <w:tcW w:type="dxa" w:w="2436"/>
           </w:tcPr>
           <w:p>
+            <w:pPr>
+              <w:spacing w:line="269" w:lineRule="auto" w:after="40"/>
+            </w:pPr>
             <w:r>
+              <w:rPr>
+                <w:rFonts w:ascii="Microsoft YaHei" w:hAnsi="Microsoft YaHei" w:eastAsia="Microsoft YaHei"/>
+                <w:sz w:val="18"/>
+              </w:rPr>
               <w:t>猫咪档案上下文</w:t>
             </w:r>
           </w:p>
@@ -1213,8 +1500,15 @@
             <w:tcW w:type="dxa" w:w="2436"/>
           </w:tcPr>
           <w:p>
+            <w:pPr>
+              <w:spacing w:line="269" w:lineRule="auto" w:after="40"/>
+            </w:pPr>
             <w:r>
-              <w:t>CatProfile / HealthCheckIn</w:t>
+              <w:rPr>
+                <w:rFonts w:ascii="Microsoft YaHei" w:hAnsi="Microsoft YaHei" w:eastAsia="Microsoft YaHei"/>
+                <w:sz w:val="18"/>
+              </w:rPr>
+              <w:t>CatProfile / HealthCheck / InteractionRule</w:t>
             </w:r>
           </w:p>
         </w:tc>
@@ -1223,8 +1517,15 @@
             <w:tcW w:type="dxa" w:w="2436"/>
           </w:tcPr>
           <w:p>
+            <w:pPr>
+              <w:spacing w:line="269" w:lineRule="auto" w:after="40"/>
+            </w:pPr>
             <w:r>
-              <w:t>戴正宇</w:t>
+              <w:rPr>
+                <w:rFonts w:ascii="Microsoft YaHei" w:hAnsi="Microsoft YaHei" w:eastAsia="Microsoft YaHei"/>
+                <w:sz w:val="18"/>
+              </w:rPr>
+              <w:t>猫咪状态、健康打卡和可互动规则</w:t>
             </w:r>
           </w:p>
         </w:tc>
@@ -1235,7 +1536,14 @@
             <w:tcW w:type="dxa" w:w="2436"/>
           </w:tcPr>
           <w:p>
+            <w:pPr>
+              <w:spacing w:line="269" w:lineRule="auto" w:after="40"/>
+            </w:pPr>
             <w:r>
+              <w:rPr>
+                <w:rFonts w:ascii="Microsoft YaHei" w:hAnsi="Microsoft YaHei" w:eastAsia="Microsoft YaHei"/>
+                <w:sz w:val="18"/>
+              </w:rPr>
               <w:t>BC-6</w:t>
             </w:r>
           </w:p>
@@ -1245,7 +1553,14 @@
             <w:tcW w:type="dxa" w:w="2436"/>
           </w:tcPr>
           <w:p>
+            <w:pPr>
+              <w:spacing w:line="269" w:lineRule="auto" w:after="40"/>
+            </w:pPr>
             <w:r>
+              <w:rPr>
+                <w:rFonts w:ascii="Microsoft YaHei" w:hAnsi="Microsoft YaHei" w:eastAsia="Microsoft YaHei"/>
+                <w:sz w:val="18"/>
+              </w:rPr>
               <w:t>推荐上下文</w:t>
             </w:r>
           </w:p>
@@ -1255,8 +1570,15 @@
             <w:tcW w:type="dxa" w:w="2436"/>
           </w:tcPr>
           <w:p>
+            <w:pPr>
+              <w:spacing w:line="269" w:lineRule="auto" w:after="40"/>
+            </w:pPr>
             <w:r>
-              <w:t>RecommendationRequest / RecommendationResult</w:t>
+              <w:rPr>
+                <w:rFonts w:ascii="Microsoft YaHei" w:hAnsi="Microsoft YaHei" w:eastAsia="Microsoft YaHei"/>
+                <w:sz w:val="18"/>
+              </w:rPr>
+              <w:t>Recommendation / FeatureSnapshot / Result</w:t>
             </w:r>
           </w:p>
         </w:tc>
@@ -1265,8 +1587,15 @@
             <w:tcW w:type="dxa" w:w="2436"/>
           </w:tcPr>
           <w:p>
+            <w:pPr>
+              <w:spacing w:line="269" w:lineRule="auto" w:after="40"/>
+            </w:pPr>
             <w:r>
-              <w:t>戴正宇</w:t>
+              <w:rPr>
+                <w:rFonts w:ascii="Microsoft YaHei" w:hAnsi="Microsoft YaHei" w:eastAsia="Microsoft YaHei"/>
+                <w:sz w:val="18"/>
+              </w:rPr>
+              <w:t>基于脱敏特征生成门店、猫咪和活动推荐</w:t>
             </w:r>
           </w:p>
         </w:tc>
@@ -1277,7 +1606,14 @@
             <w:tcW w:type="dxa" w:w="2436"/>
           </w:tcPr>
           <w:p>
+            <w:pPr>
+              <w:spacing w:line="269" w:lineRule="auto" w:after="40"/>
+            </w:pPr>
             <w:r>
+              <w:rPr>
+                <w:rFonts w:ascii="Microsoft YaHei" w:hAnsi="Microsoft YaHei" w:eastAsia="Microsoft YaHei"/>
+                <w:sz w:val="18"/>
+              </w:rPr>
               <w:t>BC-7</w:t>
             </w:r>
           </w:p>
@@ -1287,7 +1623,14 @@
             <w:tcW w:type="dxa" w:w="2436"/>
           </w:tcPr>
           <w:p>
+            <w:pPr>
+              <w:spacing w:line="269" w:lineRule="auto" w:after="40"/>
+            </w:pPr>
             <w:r>
+              <w:rPr>
+                <w:rFonts w:ascii="Microsoft YaHei" w:hAnsi="Microsoft YaHei" w:eastAsia="Microsoft YaHei"/>
+                <w:sz w:val="18"/>
+              </w:rPr>
               <w:t>通知上下文</w:t>
             </w:r>
           </w:p>
@@ -1297,8 +1640,15 @@
             <w:tcW w:type="dxa" w:w="2436"/>
           </w:tcPr>
           <w:p>
+            <w:pPr>
+              <w:spacing w:line="269" w:lineRule="auto" w:after="40"/>
+            </w:pPr>
             <w:r>
-              <w:t>Notification / Template / DeliveryLog</w:t>
+              <w:rPr>
+                <w:rFonts w:ascii="Microsoft YaHei" w:hAnsi="Microsoft YaHei" w:eastAsia="Microsoft YaHei"/>
+                <w:sz w:val="18"/>
+              </w:rPr>
+              <w:t>MessageTemplate / Delivery / RetryTask</w:t>
             </w:r>
           </w:p>
         </w:tc>
@@ -1307,8 +1657,15 @@
             <w:tcW w:type="dxa" w:w="2436"/>
           </w:tcPr>
           <w:p>
+            <w:pPr>
+              <w:spacing w:line="269" w:lineRule="auto" w:after="40"/>
+            </w:pPr>
             <w:r>
-              <w:t>戴正宇</w:t>
+              <w:rPr>
+                <w:rFonts w:ascii="Microsoft YaHei" w:hAnsi="Microsoft YaHei" w:eastAsia="Microsoft YaHei"/>
+                <w:sz w:val="18"/>
+              </w:rPr>
+              <w:t>短信、站内信、邮件等多渠道投递与追踪</w:t>
             </w:r>
           </w:p>
         </w:tc>
@@ -1319,7 +1676,14 @@
             <w:tcW w:type="dxa" w:w="2436"/>
           </w:tcPr>
           <w:p>
+            <w:pPr>
+              <w:spacing w:line="269" w:lineRule="auto" w:after="40"/>
+            </w:pPr>
             <w:r>
+              <w:rPr>
+                <w:rFonts w:ascii="Microsoft YaHei" w:hAnsi="Microsoft YaHei" w:eastAsia="Microsoft YaHei"/>
+                <w:sz w:val="18"/>
+              </w:rPr>
               <w:t>BC-8</w:t>
             </w:r>
           </w:p>
@@ -1329,7 +1693,14 @@
             <w:tcW w:type="dxa" w:w="2436"/>
           </w:tcPr>
           <w:p>
+            <w:pPr>
+              <w:spacing w:line="269" w:lineRule="auto" w:after="40"/>
+            </w:pPr>
             <w:r>
+              <w:rPr>
+                <w:rFonts w:ascii="Microsoft YaHei" w:hAnsi="Microsoft YaHei" w:eastAsia="Microsoft YaHei"/>
+                <w:sz w:val="18"/>
+              </w:rPr>
               <w:t>运营分析上下文</w:t>
             </w:r>
           </w:p>
@@ -1339,8 +1710,15 @@
             <w:tcW w:type="dxa" w:w="2436"/>
           </w:tcPr>
           <w:p>
+            <w:pPr>
+              <w:spacing w:line="269" w:lineRule="auto" w:after="40"/>
+            </w:pPr>
             <w:r>
-              <w:t>MetricSnapshot / Campaign / Coupon</w:t>
+              <w:rPr>
+                <w:rFonts w:ascii="Microsoft YaHei" w:hAnsi="Microsoft YaHei" w:eastAsia="Microsoft YaHei"/>
+                <w:sz w:val="18"/>
+              </w:rPr>
+              <w:t>MetricSnapshot / Campaign / AuditLog</w:t>
             </w:r>
           </w:p>
         </w:tc>
@@ -1349,14 +1727,25 @@
             <w:tcW w:type="dxa" w:w="2436"/>
           </w:tcPr>
           <w:p>
+            <w:pPr>
+              <w:spacing w:line="269" w:lineRule="auto" w:after="40"/>
+            </w:pPr>
             <w:r>
-              <w:t>戴正宇</w:t>
+              <w:rPr>
+                <w:rFonts w:ascii="Microsoft YaHei" w:hAnsi="Microsoft YaHei" w:eastAsia="Microsoft YaHei"/>
+                <w:sz w:val="18"/>
+              </w:rPr>
+              <w:t>消费领域事件，形成报表、指标和审计视图</w:t>
             </w:r>
           </w:p>
         </w:tc>
       </w:tr>
     </w:tbl>
-    <w:p/>
+    <w:p>
+      <w:pPr>
+        <w:spacing w:after="80" w:line="276" w:lineRule="auto"/>
+      </w:pPr>
+    </w:p>
     <w:tbl>
       <w:tblPr>
         <w:tblW w:type="auto" w:w="0"/>
@@ -1380,18 +1769,39 @@
             <w:vAlign w:val="top"/>
           </w:tcPr>
           <w:p>
+            <w:pPr>
+              <w:spacing w:line="269" w:lineRule="auto" w:after="40"/>
+            </w:pPr>
             <w:r>
-              <w:t>上下文划分依据：凡是需要独立生命周期、独立数据所有权、独立扩展或不同一致性模型的能力，划为单独限界上下文。预约、订单支付、会员是核心写模型；运营分析是 CQRS 读模型；推荐和通知作为支撑服务避免污染核心交易模型。</w:t>
+              <w:rPr>
+                <w:rFonts w:ascii="Microsoft YaHei" w:hAnsi="Microsoft YaHei" w:eastAsia="Microsoft YaHei"/>
+                <w:sz w:val="18"/>
+              </w:rPr>
+              <w:t>上下文划分依据：</w:t>
+              <w:br/>
+              <w:t>1. 独立生命周期：预约、支付、会员授权、猫咪健康记录的状态变化节奏不同，应分开建模。</w:t>
+              <w:br/>
+              <w:t>2. 数据所有权：会员 PII 只由会员上下文拥有；预约上下文只保存业务所需的 memberId 与脱敏摘要。</w:t>
+              <w:br/>
+              <w:t>3. 一致性模型：预约容量锁要求强约束；支付、通知、运营分析允许通过事件达到最终一致。</w:t>
+              <w:br/>
+              <w:t>4. 扩展压力：预约服务和网关在高峰期需要独立扩容，运营报表则更适合异步读模型。</w:t>
+              <w:br/>
+              <w:t>5. 团队协作：每个上下文都能形成清晰的代码边界、接口契约和 ADR 决策边界。</w:t>
             </w:r>
           </w:p>
         </w:tc>
       </w:tr>
     </w:tbl>
-    <w:p/>
+    <w:p>
+      <w:pPr>
+        <w:spacing w:after="80" w:line="276" w:lineRule="auto"/>
+      </w:pPr>
+    </w:p>
     <w:p>
       <w:pPr>
         <w:keepNext/>
-        <w:spacing w:before="280" w:after="120"/>
+        <w:spacing w:before="280" w:after="80" w:line="276" w:lineRule="auto"/>
         <w:pBdr>
           <w:bottom w:val="single" w:sz="8" w:space="4" w:color="1A7A3D"/>
         </w:pBdr>
@@ -1400,7 +1810,6 @@
         <w:rPr>
           <w:rFonts w:ascii="Microsoft YaHei" w:hAnsi="Microsoft YaHei" w:eastAsia="Microsoft YaHei"/>
           <w:b/>
-          <w:color w:val="1A7A3D"/>
           <w:sz w:val="36"/>
         </w:rPr>
         <w:t>5  上下文映射图（Context Map）</w:t>
@@ -1429,15 +1838,27 @@
             <w:vAlign w:val="top"/>
           </w:tcPr>
           <w:p>
+            <w:pPr>
+              <w:spacing w:line="269" w:lineRule="auto" w:after="40"/>
+            </w:pPr>
             <w:r>
-              <w:t>上下文映射文字图：会员上下文 --Customer/Supplier--&gt; 预约上下文；门店上下文 --Customer/Supplier--&gt; 预约上下文；猫咪档案上下文 --Published Language--&gt; 推荐上下文；预约上下文 --Published Language/Event--&gt; 订单支付上下文；订单支付上下文 --ACL--&gt; 外部支付平台；预约/订单/会员/活动 --Event Stream--&gt; 运营分析上下文；通知上下文对其他上下文采用 Conformist 接收统一通知事件。</w:t>
+              <w:rPr>
+                <w:rFonts w:ascii="Microsoft YaHei" w:hAnsi="Microsoft YaHei" w:eastAsia="Microsoft YaHei"/>
+                <w:sz w:val="18"/>
+              </w:rPr>
+              <w:t>上下文映射关系：会员上下文与预约上下文采用 Customer/Supplier，共享会员身份和状态；门店运营上下文向预约上下文提供桌位、时段和营业规则；预约上下文通过 Customer/Supplier 依赖支付上下文完成押金支付；支付上下文通过通知上下文发布支付结果通知；会员、预约、支付、门店等上下文通过 Published Language 发布领域事件，运营分析上下文消费事件形成 CQRS 读模型；外部支付平台由支付上下文通过 ACL 隔离。</w:t>
             </w:r>
           </w:p>
           <w:p>
             <w:pPr>
+              <w:spacing w:line="269" w:lineRule="auto" w:after="40"/>
               <w:jc w:val="center"/>
             </w:pPr>
             <w:r>
+              <w:rPr>
+                <w:rFonts w:ascii="Microsoft YaHei" w:hAnsi="Microsoft YaHei" w:eastAsia="Microsoft YaHei"/>
+                <w:sz w:val="18"/>
+              </w:rPr>
               <w:drawing>
                 <wp:inline xmlns:a="http://schemas.openxmlformats.org/drawingml/2006/main" xmlns:pic="http://schemas.openxmlformats.org/drawingml/2006/picture">
                   <wp:extent cx="5349240" cy="3506724"/>
@@ -1474,20 +1895,28 @@
           </w:p>
           <w:p>
             <w:pPr>
+              <w:spacing w:line="269" w:lineRule="auto" w:after="40"/>
               <w:jc w:val="center"/>
             </w:pPr>
             <w:r>
-              <w:t>图2-2b 上下文映射图（Context Map）</w:t>
+              <w:rPr>
+                <w:rFonts w:ascii="Microsoft YaHei" w:hAnsi="Microsoft YaHei" w:eastAsia="Microsoft YaHei"/>
+                <w:sz w:val="18"/>
+              </w:rPr>
             </w:r>
           </w:p>
         </w:tc>
       </w:tr>
     </w:tbl>
-    <w:p/>
+    <w:p>
+      <w:pPr>
+        <w:spacing w:after="80" w:line="276" w:lineRule="auto"/>
+      </w:pPr>
+    </w:p>
     <w:p>
       <w:pPr>
         <w:keepNext/>
-        <w:spacing w:before="280" w:after="120"/>
+        <w:spacing w:before="280" w:after="80" w:line="276" w:lineRule="auto"/>
         <w:pBdr>
           <w:bottom w:val="single" w:sz="8" w:space="4" w:color="1A7A3D"/>
         </w:pBdr>
@@ -1496,7 +1925,6 @@
         <w:rPr>
           <w:rFonts w:ascii="Microsoft YaHei" w:hAnsi="Microsoft YaHei" w:eastAsia="Microsoft YaHei"/>
           <w:b/>
-          <w:color w:val="1A7A3D"/>
           <w:sz w:val="36"/>
         </w:rPr>
         <w:t>6  关键聚合的不变式</w:t>
@@ -1525,14 +1953,35 @@
             <w:vAlign w:val="top"/>
           </w:tcPr>
           <w:p>
+            <w:pPr>
+              <w:spacing w:line="269" w:lineRule="auto" w:after="40"/>
+            </w:pPr>
             <w:r>
-              <w:t>核心不变式：Reservation 在同一门店、同一桌位、同一时段不能重复确认；CapacityLock 必须在超时或取消后释放；Order 支付成功后不能修改商品明细，只能退款或补单；Payment 回调按 paymentId 幂等处理；CatProfile 标记为不可互动时不能进入推荐结果；PrivacyConsent 关闭营销授权后活动投放不得发送营销通知。</w:t>
+              <w:rPr>
+                <w:rFonts w:ascii="Microsoft YaHei" w:hAnsi="Microsoft YaHei" w:eastAsia="Microsoft YaHei"/>
+                <w:sz w:val="18"/>
+              </w:rPr>
+              <w:t>关键聚合不变式：</w:t>
+              <w:br/>
+              <w:t>1. Reservation 在同一门店、同一桌位、同一时间段不能重复确认；CapacityLock 必须有 TTL，超时自动释放。</w:t>
+              <w:br/>
+              <w:t>2. Payment 回调必须用幂等键处理，重复回调不得重复改变预约状态或重复退款。</w:t>
+              <w:br/>
+              <w:t>3. PrivacyConsent 撤回后，推荐与营销通知不得继续使用对应特征；授权变更必须发布 ConsentChanged 事件。</w:t>
+              <w:br/>
+              <w:t>4. CatProfile 的健康异常优先级高于推荐结果，异常期间不得被推荐为互动对象。</w:t>
+              <w:br/>
+              <w:t>5. AuditLog 只追加不修改，关键变更必须记录操作者、对象、动作、时间和 traceId。</w:t>
             </w:r>
           </w:p>
         </w:tc>
       </w:tr>
     </w:tbl>
-    <w:p/>
+    <w:p>
+      <w:pPr>
+        <w:spacing w:after="80" w:line="276" w:lineRule="auto"/>
+      </w:pPr>
+    </w:p>
     <w:sectPr>
       <w:pgSz w:w="12240" w:h="15840"/>
       <w:pgMar w:top="1134" w:right="1247" w:bottom="1134" w:left="1247" w:header="720" w:footer="720" w:gutter="0"/>

--- a/实验二_软件架构设计与微服务拆分/D2-2_事件风暴与上下文映射图.docx
+++ b/实验二_软件架构设计与微服务拆分/D2-2_事件风暴与上下文映射图.docx
@@ -747,7 +747,7 @@
               </w:rPr>
               <w:drawing>
                 <wp:inline xmlns:a="http://schemas.openxmlformats.org/drawingml/2006/main" xmlns:pic="http://schemas.openxmlformats.org/drawingml/2006/picture">
-                  <wp:extent cx="5349240" cy="2436876"/>
+                  <wp:extent cx="5989320" cy="3370783"/>
                   <wp:docPr id="5" name="Picture 5"/>
                   <wp:cNvGraphicFramePr>
                     <a:graphicFrameLocks noChangeAspect="1"/>
@@ -768,7 +768,7 @@
                         <pic:spPr>
                           <a:xfrm>
                             <a:off x="0" y="0"/>
-                            <a:ext cx="5349240" cy="2436876"/>
+                            <a:ext cx="5989320" cy="3370783"/>
                           </a:xfrm>
                           <a:prstGeom prst="rect"/>
                         </pic:spPr>
@@ -1861,7 +1861,7 @@
               </w:rPr>
               <w:drawing>
                 <wp:inline xmlns:a="http://schemas.openxmlformats.org/drawingml/2006/main" xmlns:pic="http://schemas.openxmlformats.org/drawingml/2006/picture">
-                  <wp:extent cx="5349240" cy="3506724"/>
+                  <wp:extent cx="5806440" cy="3870960"/>
                   <wp:docPr id="6" name="Picture 6"/>
                   <wp:cNvGraphicFramePr>
                     <a:graphicFrameLocks noChangeAspect="1"/>
@@ -1882,7 +1882,7 @@
                         <pic:spPr>
                           <a:xfrm>
                             <a:off x="0" y="0"/>
-                            <a:ext cx="5349240" cy="3506724"/>
+                            <a:ext cx="5806440" cy="3870960"/>
                           </a:xfrm>
                           <a:prstGeom prst="rect"/>
                         </pic:spPr>

--- a/实验二_软件架构设计与微服务拆分/D2-2_事件风暴与上下文映射图.docx
+++ b/实验二_软件架构设计与微服务拆分/D2-2_事件风暴与上下文映射图.docx
@@ -4,7 +4,7 @@
   <w:body>
     <w:p>
       <w:pPr>
-        <w:spacing w:before="800" w:after="80" w:line="276" w:lineRule="auto"/>
+        <w:spacing w:before="800" w:after="60" w:line="269" w:lineRule="auto"/>
         <w:jc w:val="center"/>
       </w:pPr>
       <w:r>
@@ -19,7 +19,7 @@
     </w:p>
     <w:p>
       <w:pPr>
-        <w:spacing w:after="80" w:line="276" w:lineRule="auto"/>
+        <w:spacing w:after="60" w:line="269" w:lineRule="auto"/>
         <w:jc w:val="center"/>
       </w:pPr>
       <w:r>
@@ -34,7 +34,7 @@
     </w:p>
     <w:p>
       <w:pPr>
-        <w:spacing w:after="80" w:line="276" w:lineRule="auto"/>
+        <w:spacing w:after="60" w:line="269" w:lineRule="auto"/>
         <w:jc w:val="center"/>
       </w:pPr>
       <w:r>
@@ -49,7 +49,7 @@
     </w:p>
     <w:p>
       <w:pPr>
-        <w:spacing w:after="80" w:line="276" w:lineRule="auto"/>
+        <w:spacing w:after="60" w:line="269" w:lineRule="auto"/>
         <w:jc w:val="center"/>
       </w:pPr>
       <w:r>
@@ -64,7 +64,7 @@
     </w:p>
     <w:p>
       <w:pPr>
-        <w:spacing w:after="80" w:line="276" w:lineRule="auto"/>
+        <w:spacing w:after="60" w:line="269" w:lineRule="auto"/>
         <w:jc w:val="center"/>
       </w:pPr>
       <w:r>
@@ -79,7 +79,7 @@
     </w:p>
     <w:p>
       <w:pPr>
-        <w:spacing w:after="80" w:line="276" w:lineRule="auto"/>
+        <w:spacing w:after="60" w:line="269" w:lineRule="auto"/>
       </w:pPr>
     </w:p>
     <w:tbl>
@@ -93,6 +93,9 @@
         <w:gridCol w:w="4873"/>
       </w:tblGrid>
       <w:tr>
+        <w:trPr>
+          <w:tblHeader w:val="true"/>
+        </w:trPr>
         <w:tc>
           <w:tcPr>
             <w:tcW w:type="dxa" w:w="1984"/>
@@ -107,7 +110,7 @@
           </w:tcPr>
           <w:p>
             <w:pPr>
-              <w:spacing w:after="40" w:line="269" w:lineRule="auto"/>
+              <w:spacing w:after="20" w:line="259" w:lineRule="auto"/>
               <w:jc w:val="center"/>
             </w:pPr>
             <w:r>
@@ -135,7 +138,7 @@
           </w:tcPr>
           <w:p>
             <w:pPr>
-              <w:spacing w:after="40" w:line="269" w:lineRule="auto"/>
+              <w:spacing w:after="20" w:line="259" w:lineRule="auto"/>
             </w:pPr>
             <w:r>
               <w:rPr>
@@ -164,7 +167,7 @@
           </w:tcPr>
           <w:p>
             <w:pPr>
-              <w:spacing w:after="40" w:line="269" w:lineRule="auto"/>
+              <w:spacing w:after="20" w:line="259" w:lineRule="auto"/>
               <w:jc w:val="center"/>
             </w:pPr>
             <w:r>
@@ -192,7 +195,7 @@
           </w:tcPr>
           <w:p>
             <w:pPr>
-              <w:spacing w:after="40" w:line="269" w:lineRule="auto"/>
+              <w:spacing w:after="20" w:line="259" w:lineRule="auto"/>
             </w:pPr>
             <w:r>
               <w:rPr>
@@ -221,7 +224,7 @@
           </w:tcPr>
           <w:p>
             <w:pPr>
-              <w:spacing w:after="40" w:line="269" w:lineRule="auto"/>
+              <w:spacing w:after="20" w:line="259" w:lineRule="auto"/>
               <w:jc w:val="center"/>
             </w:pPr>
             <w:r>
@@ -249,7 +252,7 @@
           </w:tcPr>
           <w:p>
             <w:pPr>
-              <w:spacing w:after="40" w:line="269" w:lineRule="auto"/>
+              <w:spacing w:after="20" w:line="259" w:lineRule="auto"/>
             </w:pPr>
             <w:r>
               <w:rPr>
@@ -278,7 +281,7 @@
           </w:tcPr>
           <w:p>
             <w:pPr>
-              <w:spacing w:after="40" w:line="269" w:lineRule="auto"/>
+              <w:spacing w:after="20" w:line="259" w:lineRule="auto"/>
               <w:jc w:val="center"/>
             </w:pPr>
             <w:r>
@@ -306,7 +309,7 @@
           </w:tcPr>
           <w:p>
             <w:pPr>
-              <w:spacing w:after="40" w:line="269" w:lineRule="auto"/>
+              <w:spacing w:after="20" w:line="259" w:lineRule="auto"/>
             </w:pPr>
             <w:r>
               <w:rPr>
@@ -335,7 +338,7 @@
           </w:tcPr>
           <w:p>
             <w:pPr>
-              <w:spacing w:after="40" w:line="269" w:lineRule="auto"/>
+              <w:spacing w:after="20" w:line="259" w:lineRule="auto"/>
               <w:jc w:val="center"/>
             </w:pPr>
             <w:r>
@@ -363,7 +366,7 @@
           </w:tcPr>
           <w:p>
             <w:pPr>
-              <w:spacing w:after="40" w:line="269" w:lineRule="auto"/>
+              <w:spacing w:after="20" w:line="259" w:lineRule="auto"/>
             </w:pPr>
             <w:r>
               <w:rPr>
@@ -392,7 +395,7 @@
           </w:tcPr>
           <w:p>
             <w:pPr>
-              <w:spacing w:after="40" w:line="269" w:lineRule="auto"/>
+              <w:spacing w:after="20" w:line="259" w:lineRule="auto"/>
               <w:jc w:val="center"/>
             </w:pPr>
             <w:r>
@@ -420,11 +423,12 @@
           </w:tcPr>
           <w:p>
             <w:pPr>
-              <w:spacing w:line="269" w:lineRule="auto" w:after="40"/>
+              <w:spacing w:line="259" w:lineRule="auto" w:after="20"/>
             </w:pPr>
             <w:r>
               <w:rPr>
                 <w:rFonts w:ascii="Microsoft YaHei" w:hAnsi="Microsoft YaHei" w:eastAsia="Microsoft YaHei"/>
+                <w:b w:val="0"/>
                 <w:sz w:val="18"/>
               </w:rPr>
               <w:t>计算机23-2 / 231002703 / 戴正宇</w:t>
@@ -447,7 +451,7 @@
           </w:tcPr>
           <w:p>
             <w:pPr>
-              <w:spacing w:after="40" w:line="269" w:lineRule="auto"/>
+              <w:spacing w:after="20" w:line="259" w:lineRule="auto"/>
               <w:jc w:val="center"/>
             </w:pPr>
             <w:r>
@@ -475,11 +479,12 @@
           </w:tcPr>
           <w:p>
             <w:pPr>
-              <w:spacing w:line="269" w:lineRule="auto" w:after="40"/>
+              <w:spacing w:line="259" w:lineRule="auto" w:after="20"/>
             </w:pPr>
             <w:r>
               <w:rPr>
                 <w:rFonts w:ascii="Microsoft YaHei" w:hAnsi="Microsoft YaHei" w:eastAsia="Microsoft YaHei"/>
+                <w:b w:val="0"/>
                 <w:sz w:val="18"/>
               </w:rPr>
               <w:t>2026-05-14</w:t>
@@ -490,16 +495,17 @@
     </w:tbl>
     <w:p>
       <w:pPr>
-        <w:spacing w:after="80" w:line="276" w:lineRule="auto"/>
+        <w:spacing w:after="60" w:line="269" w:lineRule="auto"/>
       </w:pPr>
     </w:p>
     <w:p>
       <w:pPr>
-        <w:spacing w:after="80" w:line="276" w:lineRule="auto"/>
+        <w:spacing w:after="60" w:line="269" w:lineRule="auto"/>
       </w:pPr>
       <w:r>
         <w:rPr>
           <w:rFonts w:ascii="Microsoft YaHei" w:hAnsi="Microsoft YaHei" w:eastAsia="Microsoft YaHei"/>
+          <w:b w:val="0"/>
           <w:sz w:val="21"/>
         </w:rPr>
         <w:br w:type="page"/>
@@ -508,7 +514,7 @@
     <w:p>
       <w:pPr>
         <w:keepNext/>
-        <w:spacing w:before="280" w:after="80" w:line="276" w:lineRule="auto"/>
+        <w:spacing w:before="280" w:after="60" w:line="269" w:lineRule="auto"/>
         <w:pBdr>
           <w:bottom w:val="single" w:sz="8" w:space="4" w:color="1A7A3D"/>
         </w:pBdr>
@@ -524,7 +530,7 @@
     </w:p>
     <w:p>
       <w:pPr>
-        <w:spacing w:after="80" w:before="0" w:line="276" w:lineRule="auto"/>
+        <w:spacing w:after="60" w:before="0" w:line="269" w:lineRule="auto"/>
         <w:ind w:firstLine="340"/>
         <w:jc w:val="left"/>
       </w:pPr>
@@ -548,43 +554,59 @@
         <w:gridCol w:w="9746"/>
       </w:tblGrid>
       <w:tr>
+        <w:trPr>
+          <w:tblHeader w:val="true"/>
+        </w:trPr>
         <w:tc>
           <w:tcPr>
             <w:tcW w:type="dxa" w:w="9746"/>
-            <w:shd w:val="clear" w:color="auto" w:fill="EAF4EC"/>
+            <w:shd w:val="clear" w:color="auto" w:fill="EAF6EF"/>
             <w:tcBorders>
               <w:top w:val="single" w:sz="8" w:space="0" w:color="B8D8C2"/>
               <w:left w:val="single" w:sz="8" w:space="0" w:color="B8D8C2"/>
               <w:bottom w:val="single" w:sz="8" w:space="0" w:color="B8D8C2"/>
               <w:right w:val="single" w:sz="8" w:space="0" w:color="B8D8C2"/>
             </w:tcBorders>
+            <w:vAlign w:val="center"/>
           </w:tcPr>
           <w:p>
             <w:pPr>
-              <w:spacing w:after="40" w:line="269" w:lineRule="auto"/>
-            </w:pPr>
-            <w:r>
-              <w:rPr>
-                <w:rFonts w:ascii="Microsoft YaHei" w:hAnsi="Microsoft YaHei" w:eastAsia="Microsoft YaHei"/>
-                <w:b/>
-                <w:color w:val="1A7A3D"/>
-                <w:sz w:val="21"/>
-              </w:rPr>
-              <w:t xml:space="preserve">📌 填写指引 </w:t>
-            </w:r>
-          </w:p>
-          <w:p>
-            <w:pPr>
-              <w:spacing w:after="40" w:line="269" w:lineRule="auto"/>
+              <w:spacing w:line="259" w:lineRule="auto" w:after="20"/>
             </w:pPr>
             <w:r>
               <w:rPr>
                 <w:rFonts w:ascii="Microsoft YaHei" w:hAnsi="Microsoft YaHei" w:eastAsia="Microsoft YaHei"/>
                 <w:b w:val="0"/>
-                <w:color w:val="2B2B2B"/>
-                <w:sz w:val="20"/>
+                <w:sz w:val="19"/>
               </w:rPr>
-              <w:t>本模板按章节结构预设了每节的标题与提示。请在每个 "（请在此处填写……）" 区域中替换为正式内容；不允许删除章节标题；如某节确实不适用，请保留标题并标注「N/A 及理由」。</w:t>
+            </w:r>
+            <w:r>
+              <w:rPr>
+                <w:rFonts w:ascii="Microsoft YaHei" w:hAnsi="Microsoft YaHei" w:eastAsia="Microsoft YaHei"/>
+                <w:b w:val="0"/>
+                <w:sz w:val="19"/>
+              </w:rPr>
+              <w:t>文档说明</w:t>
+            </w:r>
+          </w:p>
+          <w:p>
+            <w:pPr>
+              <w:spacing w:line="259" w:lineRule="auto" w:after="20"/>
+            </w:pPr>
+            <w:r>
+              <w:rPr>
+                <w:rFonts w:ascii="Microsoft YaHei" w:hAnsi="Microsoft YaHei" w:eastAsia="Microsoft YaHei"/>
+                <w:b w:val="0"/>
+                <w:sz w:val="19"/>
+              </w:rPr>
+            </w:r>
+            <w:r>
+              <w:rPr>
+                <w:rFonts w:ascii="Microsoft YaHei" w:hAnsi="Microsoft YaHei" w:eastAsia="Microsoft YaHei"/>
+                <w:b w:val="0"/>
+                <w:sz w:val="19"/>
+              </w:rPr>
+              <w:t>本文件已完成事件风暴会议纪要、领域事件清单、命令/聚合/策略识别、限界上下文划分和上下文映射。两张图分别说明“如何从单体走向服务拆分”和“拆分后的上下文之间如何协作”。</w:t>
             </w:r>
           </w:p>
         </w:tc>
@@ -592,13 +614,13 @@
     </w:tbl>
     <w:p>
       <w:pPr>
-        <w:spacing w:after="80" w:line="276" w:lineRule="auto"/>
+        <w:spacing w:after="60" w:line="269" w:lineRule="auto"/>
       </w:pPr>
     </w:p>
     <w:p>
       <w:pPr>
         <w:keepNext/>
-        <w:spacing w:before="280" w:after="80" w:line="276" w:lineRule="auto"/>
+        <w:spacing w:before="280" w:after="60" w:line="269" w:lineRule="auto"/>
         <w:pBdr>
           <w:bottom w:val="single" w:sz="8" w:space="4" w:color="1A7A3D"/>
         </w:pBdr>
@@ -615,7 +637,7 @@
     <w:p>
       <w:pPr>
         <w:keepNext/>
-        <w:spacing w:before="200" w:after="80" w:line="276" w:lineRule="auto"/>
+        <w:spacing w:before="200" w:after="60" w:line="269" w:lineRule="auto"/>
         <w:pBdr>
           <w:bottom w:val="single" w:sz="4" w:space="4" w:color="4DB872"/>
         </w:pBdr>
@@ -640,6 +662,9 @@
         <w:gridCol w:w="9746"/>
       </w:tblGrid>
       <w:tr>
+        <w:trPr>
+          <w:tblHeader w:val="true"/>
+        </w:trPr>
         <w:tc>
           <w:tcPr>
             <w:tcW w:type="dxa" w:w="9746"/>
@@ -650,15 +675,16 @@
               <w:bottom w:val="single" w:sz="4" w:space="0" w:color="B8D8C2"/>
               <w:right w:val="single" w:sz="4" w:space="0" w:color="B8D8C2"/>
             </w:tcBorders>
-            <w:vAlign w:val="top"/>
+            <w:vAlign w:val="center"/>
           </w:tcPr>
           <w:p>
             <w:pPr>
-              <w:spacing w:line="269" w:lineRule="auto" w:after="40"/>
+              <w:spacing w:line="259" w:lineRule="auto" w:after="20"/>
             </w:pPr>
             <w:r>
               <w:rPr>
                 <w:rFonts w:ascii="Microsoft YaHei" w:hAnsi="Microsoft YaHei" w:eastAsia="Microsoft YaHei"/>
+                <w:b w:val="0"/>
                 <w:sz w:val="18"/>
               </w:rPr>
               <w:t>参与者与职责：戴正宇负责主持、记录与边界裁决；AI 模拟顾客代表提供预约、会员、支付体验场景；AI 模拟店员提供签到核销、异常处理、门店调度场景；AI 模拟店长/运营提供门店扩张、经营报表、活动配置场景；AI 模拟合规负责人检查隐私授权、数据最小化和跨上下文访问边界。</w:t>
@@ -669,13 +695,13 @@
     </w:tbl>
     <w:p>
       <w:pPr>
-        <w:spacing w:after="80" w:line="276" w:lineRule="auto"/>
+        <w:spacing w:after="60" w:line="269" w:lineRule="auto"/>
       </w:pPr>
     </w:p>
     <w:p>
       <w:pPr>
         <w:keepNext/>
-        <w:spacing w:before="200" w:after="80" w:line="276" w:lineRule="auto"/>
+        <w:spacing w:before="200" w:after="60" w:line="269" w:lineRule="auto"/>
         <w:pBdr>
           <w:bottom w:val="single" w:sz="4" w:space="4" w:color="4DB872"/>
         </w:pBdr>
@@ -700,6 +726,9 @@
         <w:gridCol w:w="9746"/>
       </w:tblGrid>
       <w:tr>
+        <w:trPr>
+          <w:tblHeader w:val="true"/>
+        </w:trPr>
         <w:tc>
           <w:tcPr>
             <w:tcW w:type="dxa" w:w="9746"/>
@@ -710,15 +739,16 @@
               <w:bottom w:val="single" w:sz="4" w:space="0" w:color="B8D8C2"/>
               <w:right w:val="single" w:sz="4" w:space="0" w:color="B8D8C2"/>
             </w:tcBorders>
-            <w:vAlign w:val="top"/>
+            <w:vAlign w:val="center"/>
           </w:tcPr>
           <w:p>
             <w:pPr>
-              <w:spacing w:line="269" w:lineRule="auto" w:after="40"/>
+              <w:spacing w:line="259" w:lineRule="auto" w:after="20"/>
             </w:pPr>
             <w:r>
               <w:rPr>
                 <w:rFonts w:ascii="Microsoft YaHei" w:hAnsi="Microsoft YaHei" w:eastAsia="Microsoft YaHei"/>
+                <w:b w:val="0"/>
                 <w:sz w:val="18"/>
               </w:rPr>
               <w:t>方法说明：先用 Big Picture Event Storming 识别“已经发生了什么”，得到业务事件清单；再进入 Process Modeling，将事件串成预约、支付、签到、猫咪健康打卡、运营分析等流程；最后进入 Software Modeling，按生命周期、数据所有权、一致性模型和扩展压力划分限界上下文。拆分过程允许回溯：如果上下文耦合过高，需要回到事件和命令层重新调整边界。</w:t>
@@ -726,23 +756,25 @@
           </w:p>
           <w:p>
             <w:pPr>
-              <w:spacing w:before="0" w:after="40" w:line="269" w:lineRule="auto"/>
+              <w:spacing w:before="0" w:after="20" w:line="259" w:lineRule="auto"/>
             </w:pPr>
             <w:r>
               <w:rPr>
                 <w:rFonts w:ascii="Microsoft YaHei" w:hAnsi="Microsoft YaHei" w:eastAsia="Microsoft YaHei"/>
+                <w:b w:val="0"/>
                 <w:sz w:val="18"/>
               </w:rPr>
             </w:r>
           </w:p>
           <w:p>
             <w:pPr>
-              <w:spacing w:line="269" w:lineRule="auto" w:after="40"/>
+              <w:spacing w:line="259" w:lineRule="auto" w:after="20"/>
               <w:jc w:val="center"/>
             </w:pPr>
             <w:r>
               <w:rPr>
                 <w:rFonts w:ascii="Microsoft YaHei" w:hAnsi="Microsoft YaHei" w:eastAsia="Microsoft YaHei"/>
+                <w:b w:val="0"/>
                 <w:sz w:val="18"/>
               </w:rPr>
               <w:drawing>
@@ -781,12 +813,13 @@
           </w:p>
           <w:p>
             <w:pPr>
-              <w:spacing w:line="269" w:lineRule="auto" w:after="40"/>
+              <w:spacing w:line="259" w:lineRule="auto" w:after="20"/>
               <w:jc w:val="center"/>
             </w:pPr>
             <w:r>
               <w:rPr>
                 <w:rFonts w:ascii="Microsoft YaHei" w:hAnsi="Microsoft YaHei" w:eastAsia="Microsoft YaHei"/>
+                <w:b w:val="0"/>
                 <w:sz w:val="18"/>
               </w:rPr>
             </w:r>
@@ -796,7 +829,7 @@
     </w:tbl>
     <w:p>
       <w:pPr>
-        <w:spacing w:after="80" w:line="276" w:lineRule="auto"/>
+        <w:spacing w:after="60" w:line="269" w:lineRule="auto"/>
       </w:pPr>
     </w:p>
     <w:tbl>
@@ -809,6 +842,9 @@
         <w:gridCol w:w="9746"/>
       </w:tblGrid>
       <w:tr>
+        <w:trPr>
+          <w:tblHeader w:val="true"/>
+        </w:trPr>
         <w:tc>
           <w:tcPr>
             <w:tcW w:type="dxa" w:w="9746"/>
@@ -819,15 +855,16 @@
               <w:bottom w:val="single" w:sz="4" w:space="0" w:color="B8D8C2"/>
               <w:right w:val="single" w:sz="4" w:space="0" w:color="B8D8C2"/>
             </w:tcBorders>
-            <w:vAlign w:val="top"/>
+            <w:vAlign w:val="center"/>
           </w:tcPr>
           <w:p>
             <w:pPr>
-              <w:spacing w:line="269" w:lineRule="auto" w:after="40"/>
+              <w:spacing w:line="259" w:lineRule="auto" w:after="20"/>
             </w:pPr>
             <w:r>
               <w:rPr>
                 <w:rFonts w:ascii="Microsoft YaHei" w:hAnsi="Microsoft YaHei" w:eastAsia="Microsoft YaHei"/>
+                <w:b w:val="0"/>
                 <w:sz w:val="18"/>
               </w:rPr>
               <w:t>事件风暴结论：NekoCafé 的核心域是“预约与门店履约”，因为它直接承载顾客到店体验、桌位容量和营收转化。会员、门店、订单支付、猫咪档案、通知、运营分析构成支撑域或通用域。拆分后的服务边界以业务能力为主，而不是按数据库表或页面菜单拆分；这样可以降低预约、支付、通知之间的发布耦合。</w:t>
@@ -838,13 +875,13 @@
     </w:tbl>
     <w:p>
       <w:pPr>
-        <w:spacing w:after="80" w:line="276" w:lineRule="auto"/>
+        <w:spacing w:after="60" w:line="269" w:lineRule="auto"/>
       </w:pPr>
     </w:p>
     <w:p>
       <w:pPr>
         <w:keepNext/>
-        <w:spacing w:before="280" w:after="80" w:line="276" w:lineRule="auto"/>
+        <w:spacing w:before="280" w:after="60" w:line="269" w:lineRule="auto"/>
         <w:pBdr>
           <w:bottom w:val="single" w:sz="8" w:space="4" w:color="1A7A3D"/>
         </w:pBdr>
@@ -868,6 +905,9 @@
         <w:gridCol w:w="9746"/>
       </w:tblGrid>
       <w:tr>
+        <w:trPr>
+          <w:tblHeader w:val="true"/>
+        </w:trPr>
         <w:tc>
           <w:tcPr>
             <w:tcW w:type="dxa" w:w="9746"/>
@@ -878,15 +918,16 @@
               <w:bottom w:val="single" w:sz="4" w:space="0" w:color="B8D8C2"/>
               <w:right w:val="single" w:sz="4" w:space="0" w:color="B8D8C2"/>
             </w:tcBorders>
-            <w:vAlign w:val="top"/>
+            <w:vAlign w:val="center"/>
           </w:tcPr>
           <w:p>
             <w:pPr>
-              <w:spacing w:line="269" w:lineRule="auto" w:after="40"/>
+              <w:spacing w:line="259" w:lineRule="auto" w:after="20"/>
             </w:pPr>
             <w:r>
               <w:rPr>
                 <w:rFonts w:ascii="Microsoft YaHei" w:hAnsi="Microsoft YaHei" w:eastAsia="Microsoft YaHei"/>
+                <w:b w:val="0"/>
                 <w:sz w:val="18"/>
               </w:rPr>
               <w:t>领域事件列表（按业务时间线）：</w:t>
@@ -969,13 +1010,13 @@
     </w:tbl>
     <w:p>
       <w:pPr>
-        <w:spacing w:after="80" w:line="276" w:lineRule="auto"/>
+        <w:spacing w:after="60" w:line="269" w:lineRule="auto"/>
       </w:pPr>
     </w:p>
     <w:p>
       <w:pPr>
         <w:keepNext/>
-        <w:spacing w:before="280" w:after="80" w:line="276" w:lineRule="auto"/>
+        <w:spacing w:before="280" w:after="60" w:line="269" w:lineRule="auto"/>
         <w:pBdr>
           <w:bottom w:val="single" w:sz="8" w:space="4" w:color="1A7A3D"/>
         </w:pBdr>
@@ -999,6 +1040,9 @@
         <w:gridCol w:w="9746"/>
       </w:tblGrid>
       <w:tr>
+        <w:trPr>
+          <w:tblHeader w:val="true"/>
+        </w:trPr>
         <w:tc>
           <w:tcPr>
             <w:tcW w:type="dxa" w:w="9746"/>
@@ -1009,15 +1053,16 @@
               <w:bottom w:val="single" w:sz="4" w:space="0" w:color="B8D8C2"/>
               <w:right w:val="single" w:sz="4" w:space="0" w:color="B8D8C2"/>
             </w:tcBorders>
-            <w:vAlign w:val="top"/>
+            <w:vAlign w:val="center"/>
           </w:tcPr>
           <w:p>
             <w:pPr>
-              <w:spacing w:line="269" w:lineRule="auto" w:after="40"/>
+              <w:spacing w:line="259" w:lineRule="auto" w:after="20"/>
             </w:pPr>
             <w:r>
               <w:rPr>
                 <w:rFonts w:ascii="Microsoft YaHei" w:hAnsi="Microsoft YaHei" w:eastAsia="Microsoft YaHei"/>
+                <w:b w:val="0"/>
                 <w:sz w:val="18"/>
               </w:rPr>
               <w:t>命令：注册会员、更新偏好、变更隐私授权、发布门店、配置桌位、提交预约、改期预约、取消预约、支付押金、到店核销、创建订单、提交评价、创建营销活动。</w:t>
@@ -1034,13 +1079,13 @@
     </w:tbl>
     <w:p>
       <w:pPr>
-        <w:spacing w:after="80" w:line="276" w:lineRule="auto"/>
+        <w:spacing w:after="60" w:line="269" w:lineRule="auto"/>
       </w:pPr>
     </w:p>
     <w:p>
       <w:pPr>
         <w:keepNext/>
-        <w:spacing w:before="280" w:after="80" w:line="276" w:lineRule="auto"/>
+        <w:spacing w:before="280" w:after="60" w:line="269" w:lineRule="auto"/>
         <w:pBdr>
           <w:bottom w:val="single" w:sz="8" w:space="4" w:color="1A7A3D"/>
         </w:pBdr>
@@ -1067,6 +1112,9 @@
         <w:gridCol w:w="2436"/>
       </w:tblGrid>
       <w:tr>
+        <w:trPr>
+          <w:tblHeader w:val="true"/>
+        </w:trPr>
         <w:tc>
           <w:tcPr>
             <w:tcW w:type="dxa" w:w="850"/>
@@ -1081,7 +1129,7 @@
           </w:tcPr>
           <w:p>
             <w:pPr>
-              <w:spacing w:after="40" w:before="40" w:line="269" w:lineRule="auto"/>
+              <w:spacing w:after="20" w:before="40" w:line="259" w:lineRule="auto"/>
               <w:jc w:val="center"/>
             </w:pPr>
             <w:r>
@@ -1109,7 +1157,7 @@
           </w:tcPr>
           <w:p>
             <w:pPr>
-              <w:spacing w:after="40" w:before="40" w:line="269" w:lineRule="auto"/>
+              <w:spacing w:after="20" w:before="40" w:line="259" w:lineRule="auto"/>
               <w:jc w:val="center"/>
             </w:pPr>
             <w:r>
@@ -1137,7 +1185,7 @@
           </w:tcPr>
           <w:p>
             <w:pPr>
-              <w:spacing w:after="40" w:before="40" w:line="269" w:lineRule="auto"/>
+              <w:spacing w:after="20" w:before="40" w:line="259" w:lineRule="auto"/>
               <w:jc w:val="center"/>
             </w:pPr>
             <w:r>
@@ -1165,7 +1213,7 @@
           </w:tcPr>
           <w:p>
             <w:pPr>
-              <w:spacing w:after="40" w:before="40" w:line="269" w:lineRule="auto"/>
+              <w:spacing w:after="20" w:before="40" w:line="259" w:lineRule="auto"/>
               <w:jc w:val="center"/>
             </w:pPr>
             <w:r>
@@ -1184,14 +1232,16 @@
         <w:tc>
           <w:tcPr>
             <w:tcW w:type="dxa" w:w="2436"/>
+            <w:vAlign w:val="center"/>
           </w:tcPr>
           <w:p>
             <w:pPr>
-              <w:spacing w:line="269" w:lineRule="auto" w:after="40"/>
+              <w:spacing w:line="259" w:lineRule="auto" w:after="20"/>
             </w:pPr>
             <w:r>
               <w:rPr>
                 <w:rFonts w:ascii="Microsoft YaHei" w:hAnsi="Microsoft YaHei" w:eastAsia="Microsoft YaHei"/>
+                <w:b w:val="0"/>
                 <w:sz w:val="18"/>
               </w:rPr>
               <w:t>BC-1</w:t>
@@ -1201,14 +1251,16 @@
         <w:tc>
           <w:tcPr>
             <w:tcW w:type="dxa" w:w="2436"/>
+            <w:vAlign w:val="center"/>
           </w:tcPr>
           <w:p>
             <w:pPr>
-              <w:spacing w:line="269" w:lineRule="auto" w:after="40"/>
+              <w:spacing w:line="259" w:lineRule="auto" w:after="20"/>
             </w:pPr>
             <w:r>
               <w:rPr>
                 <w:rFonts w:ascii="Microsoft YaHei" w:hAnsi="Microsoft YaHei" w:eastAsia="Microsoft YaHei"/>
+                <w:b w:val="0"/>
                 <w:sz w:val="18"/>
               </w:rPr>
               <w:t>会员上下文</w:t>
@@ -1218,14 +1270,16 @@
         <w:tc>
           <w:tcPr>
             <w:tcW w:type="dxa" w:w="2436"/>
+            <w:vAlign w:val="center"/>
           </w:tcPr>
           <w:p>
             <w:pPr>
-              <w:spacing w:line="269" w:lineRule="auto" w:after="40"/>
+              <w:spacing w:line="259" w:lineRule="auto" w:after="20"/>
             </w:pPr>
             <w:r>
               <w:rPr>
                 <w:rFonts w:ascii="Microsoft YaHei" w:hAnsi="Microsoft YaHei" w:eastAsia="Microsoft YaHei"/>
+                <w:b w:val="0"/>
                 <w:sz w:val="18"/>
               </w:rPr>
               <w:t>Member / PrivacyConsent / Preference / Coupon / PointRecord</w:t>
@@ -1235,14 +1289,16 @@
         <w:tc>
           <w:tcPr>
             <w:tcW w:type="dxa" w:w="2436"/>
+            <w:vAlign w:val="center"/>
           </w:tcPr>
           <w:p>
             <w:pPr>
-              <w:spacing w:line="269" w:lineRule="auto" w:after="40"/>
+              <w:spacing w:line="259" w:lineRule="auto" w:after="20"/>
             </w:pPr>
             <w:r>
               <w:rPr>
                 <w:rFonts w:ascii="Microsoft YaHei" w:hAnsi="Microsoft YaHei" w:eastAsia="Microsoft YaHei"/>
+                <w:b w:val="0"/>
                 <w:sz w:val="18"/>
               </w:rPr>
               <w:t>会员资料、授权、积分与权益；拥有 PII 主数据</w:t>
@@ -1254,14 +1310,16 @@
         <w:tc>
           <w:tcPr>
             <w:tcW w:type="dxa" w:w="2436"/>
+            <w:vAlign w:val="center"/>
           </w:tcPr>
           <w:p>
             <w:pPr>
-              <w:spacing w:line="269" w:lineRule="auto" w:after="40"/>
+              <w:spacing w:line="259" w:lineRule="auto" w:after="20"/>
             </w:pPr>
             <w:r>
               <w:rPr>
                 <w:rFonts w:ascii="Microsoft YaHei" w:hAnsi="Microsoft YaHei" w:eastAsia="Microsoft YaHei"/>
+                <w:b w:val="0"/>
                 <w:sz w:val="18"/>
               </w:rPr>
               <w:t>BC-2</w:t>
@@ -1271,14 +1329,16 @@
         <w:tc>
           <w:tcPr>
             <w:tcW w:type="dxa" w:w="2436"/>
+            <w:vAlign w:val="center"/>
           </w:tcPr>
           <w:p>
             <w:pPr>
-              <w:spacing w:line="269" w:lineRule="auto" w:after="40"/>
+              <w:spacing w:line="259" w:lineRule="auto" w:after="20"/>
             </w:pPr>
             <w:r>
               <w:rPr>
                 <w:rFonts w:ascii="Microsoft YaHei" w:hAnsi="Microsoft YaHei" w:eastAsia="Microsoft YaHei"/>
+                <w:b w:val="0"/>
                 <w:sz w:val="18"/>
               </w:rPr>
               <w:t>门店运营上下文</w:t>
@@ -1288,14 +1348,16 @@
         <w:tc>
           <w:tcPr>
             <w:tcW w:type="dxa" w:w="2436"/>
+            <w:vAlign w:val="center"/>
           </w:tcPr>
           <w:p>
             <w:pPr>
-              <w:spacing w:line="269" w:lineRule="auto" w:after="40"/>
+              <w:spacing w:line="259" w:lineRule="auto" w:after="20"/>
             </w:pPr>
             <w:r>
               <w:rPr>
                 <w:rFonts w:ascii="Microsoft YaHei" w:hAnsi="Microsoft YaHei" w:eastAsia="Microsoft YaHei"/>
+                <w:b w:val="0"/>
                 <w:sz w:val="18"/>
               </w:rPr>
               <w:t>Store / TableSlot / BusinessHours / Staff / MenuItem</w:t>
@@ -1305,14 +1367,16 @@
         <w:tc>
           <w:tcPr>
             <w:tcW w:type="dxa" w:w="2436"/>
+            <w:vAlign w:val="center"/>
           </w:tcPr>
           <w:p>
             <w:pPr>
-              <w:spacing w:line="269" w:lineRule="auto" w:after="40"/>
+              <w:spacing w:line="259" w:lineRule="auto" w:after="20"/>
             </w:pPr>
             <w:r>
               <w:rPr>
                 <w:rFonts w:ascii="Microsoft YaHei" w:hAnsi="Microsoft YaHei" w:eastAsia="Microsoft YaHei"/>
+                <w:b w:val="0"/>
                 <w:sz w:val="18"/>
               </w:rPr>
               <w:t>门店、桌位、营业时间、员工与菜单配置</w:t>
@@ -1324,14 +1388,16 @@
         <w:tc>
           <w:tcPr>
             <w:tcW w:type="dxa" w:w="2436"/>
+            <w:vAlign w:val="center"/>
           </w:tcPr>
           <w:p>
             <w:pPr>
-              <w:spacing w:line="269" w:lineRule="auto" w:after="40"/>
+              <w:spacing w:line="259" w:lineRule="auto" w:after="20"/>
             </w:pPr>
             <w:r>
               <w:rPr>
                 <w:rFonts w:ascii="Microsoft YaHei" w:hAnsi="Microsoft YaHei" w:eastAsia="Microsoft YaHei"/>
+                <w:b w:val="0"/>
                 <w:sz w:val="18"/>
               </w:rPr>
               <w:t>BC-3</w:t>
@@ -1341,14 +1407,16 @@
         <w:tc>
           <w:tcPr>
             <w:tcW w:type="dxa" w:w="2436"/>
+            <w:vAlign w:val="center"/>
           </w:tcPr>
           <w:p>
             <w:pPr>
-              <w:spacing w:line="269" w:lineRule="auto" w:after="40"/>
+              <w:spacing w:line="259" w:lineRule="auto" w:after="20"/>
             </w:pPr>
             <w:r>
               <w:rPr>
                 <w:rFonts w:ascii="Microsoft YaHei" w:hAnsi="Microsoft YaHei" w:eastAsia="Microsoft YaHei"/>
+                <w:b w:val="0"/>
                 <w:sz w:val="18"/>
               </w:rPr>
               <w:t>预约上下文（核心域）</w:t>
@@ -1358,14 +1426,16 @@
         <w:tc>
           <w:tcPr>
             <w:tcW w:type="dxa" w:w="2436"/>
+            <w:vAlign w:val="center"/>
           </w:tcPr>
           <w:p>
             <w:pPr>
-              <w:spacing w:line="269" w:lineRule="auto" w:after="40"/>
+              <w:spacing w:line="259" w:lineRule="auto" w:after="20"/>
             </w:pPr>
             <w:r>
               <w:rPr>
                 <w:rFonts w:ascii="Microsoft YaHei" w:hAnsi="Microsoft YaHei" w:eastAsia="Microsoft YaHei"/>
+                <w:b w:val="0"/>
                 <w:sz w:val="18"/>
               </w:rPr>
               <w:t>Reservation / CapacityLock / Waitlist / ReservationPolicy</w:t>
@@ -1375,14 +1445,16 @@
         <w:tc>
           <w:tcPr>
             <w:tcW w:type="dxa" w:w="2436"/>
+            <w:vAlign w:val="center"/>
           </w:tcPr>
           <w:p>
             <w:pPr>
-              <w:spacing w:line="269" w:lineRule="auto" w:after="40"/>
+              <w:spacing w:line="259" w:lineRule="auto" w:after="20"/>
             </w:pPr>
             <w:r>
               <w:rPr>
                 <w:rFonts w:ascii="Microsoft YaHei" w:hAnsi="Microsoft YaHei" w:eastAsia="Microsoft YaHei"/>
+                <w:b w:val="0"/>
                 <w:sz w:val="18"/>
               </w:rPr>
               <w:t>预约生命周期、容量锁、候补和履约规则</w:t>
@@ -1394,14 +1466,16 @@
         <w:tc>
           <w:tcPr>
             <w:tcW w:type="dxa" w:w="2436"/>
+            <w:vAlign w:val="center"/>
           </w:tcPr>
           <w:p>
             <w:pPr>
-              <w:spacing w:line="269" w:lineRule="auto" w:after="40"/>
+              <w:spacing w:line="259" w:lineRule="auto" w:after="20"/>
             </w:pPr>
             <w:r>
               <w:rPr>
                 <w:rFonts w:ascii="Microsoft YaHei" w:hAnsi="Microsoft YaHei" w:eastAsia="Microsoft YaHei"/>
+                <w:b w:val="0"/>
                 <w:sz w:val="18"/>
               </w:rPr>
               <w:t>BC-4</w:t>
@@ -1411,14 +1485,16 @@
         <w:tc>
           <w:tcPr>
             <w:tcW w:type="dxa" w:w="2436"/>
+            <w:vAlign w:val="center"/>
           </w:tcPr>
           <w:p>
             <w:pPr>
-              <w:spacing w:line="269" w:lineRule="auto" w:after="40"/>
+              <w:spacing w:line="259" w:lineRule="auto" w:after="20"/>
             </w:pPr>
             <w:r>
               <w:rPr>
                 <w:rFonts w:ascii="Microsoft YaHei" w:hAnsi="Microsoft YaHei" w:eastAsia="Microsoft YaHei"/>
+                <w:b w:val="0"/>
                 <w:sz w:val="18"/>
               </w:rPr>
               <w:t>订单支付上下文</w:t>
@@ -1428,14 +1504,16 @@
         <w:tc>
           <w:tcPr>
             <w:tcW w:type="dxa" w:w="2436"/>
+            <w:vAlign w:val="center"/>
           </w:tcPr>
           <w:p>
             <w:pPr>
-              <w:spacing w:line="269" w:lineRule="auto" w:after="40"/>
+              <w:spacing w:line="259" w:lineRule="auto" w:after="20"/>
             </w:pPr>
             <w:r>
               <w:rPr>
                 <w:rFonts w:ascii="Microsoft YaHei" w:hAnsi="Microsoft YaHei" w:eastAsia="Microsoft YaHei"/>
+                <w:b w:val="0"/>
                 <w:sz w:val="18"/>
               </w:rPr>
               <w:t>Order / Payment / Refund / OrderItem</w:t>
@@ -1445,14 +1523,16 @@
         <w:tc>
           <w:tcPr>
             <w:tcW w:type="dxa" w:w="2436"/>
+            <w:vAlign w:val="center"/>
           </w:tcPr>
           <w:p>
             <w:pPr>
-              <w:spacing w:line="269" w:lineRule="auto" w:after="40"/>
+              <w:spacing w:line="259" w:lineRule="auto" w:after="20"/>
             </w:pPr>
             <w:r>
               <w:rPr>
                 <w:rFonts w:ascii="Microsoft YaHei" w:hAnsi="Microsoft YaHei" w:eastAsia="Microsoft YaHei"/>
+                <w:b w:val="0"/>
                 <w:sz w:val="18"/>
               </w:rPr>
               <w:t>支付、退款、订单与对账，适配第三方支付</w:t>
@@ -1464,14 +1544,16 @@
         <w:tc>
           <w:tcPr>
             <w:tcW w:type="dxa" w:w="2436"/>
+            <w:vAlign w:val="center"/>
           </w:tcPr>
           <w:p>
             <w:pPr>
-              <w:spacing w:line="269" w:lineRule="auto" w:after="40"/>
+              <w:spacing w:line="259" w:lineRule="auto" w:after="20"/>
             </w:pPr>
             <w:r>
               <w:rPr>
                 <w:rFonts w:ascii="Microsoft YaHei" w:hAnsi="Microsoft YaHei" w:eastAsia="Microsoft YaHei"/>
+                <w:b w:val="0"/>
                 <w:sz w:val="18"/>
               </w:rPr>
               <w:t>BC-5</w:t>
@@ -1481,14 +1563,16 @@
         <w:tc>
           <w:tcPr>
             <w:tcW w:type="dxa" w:w="2436"/>
+            <w:vAlign w:val="center"/>
           </w:tcPr>
           <w:p>
             <w:pPr>
-              <w:spacing w:line="269" w:lineRule="auto" w:after="40"/>
+              <w:spacing w:line="259" w:lineRule="auto" w:after="20"/>
             </w:pPr>
             <w:r>
               <w:rPr>
                 <w:rFonts w:ascii="Microsoft YaHei" w:hAnsi="Microsoft YaHei" w:eastAsia="Microsoft YaHei"/>
+                <w:b w:val="0"/>
                 <w:sz w:val="18"/>
               </w:rPr>
               <w:t>猫咪档案上下文</w:t>
@@ -1498,14 +1582,16 @@
         <w:tc>
           <w:tcPr>
             <w:tcW w:type="dxa" w:w="2436"/>
+            <w:vAlign w:val="center"/>
           </w:tcPr>
           <w:p>
             <w:pPr>
-              <w:spacing w:line="269" w:lineRule="auto" w:after="40"/>
+              <w:spacing w:line="259" w:lineRule="auto" w:after="20"/>
             </w:pPr>
             <w:r>
               <w:rPr>
                 <w:rFonts w:ascii="Microsoft YaHei" w:hAnsi="Microsoft YaHei" w:eastAsia="Microsoft YaHei"/>
+                <w:b w:val="0"/>
                 <w:sz w:val="18"/>
               </w:rPr>
               <w:t>CatProfile / HealthCheck / InteractionRule</w:t>
@@ -1515,14 +1601,16 @@
         <w:tc>
           <w:tcPr>
             <w:tcW w:type="dxa" w:w="2436"/>
+            <w:vAlign w:val="center"/>
           </w:tcPr>
           <w:p>
             <w:pPr>
-              <w:spacing w:line="269" w:lineRule="auto" w:after="40"/>
+              <w:spacing w:line="259" w:lineRule="auto" w:after="20"/>
             </w:pPr>
             <w:r>
               <w:rPr>
                 <w:rFonts w:ascii="Microsoft YaHei" w:hAnsi="Microsoft YaHei" w:eastAsia="Microsoft YaHei"/>
+                <w:b w:val="0"/>
                 <w:sz w:val="18"/>
               </w:rPr>
               <w:t>猫咪状态、健康打卡和可互动规则</w:t>
@@ -1534,14 +1622,16 @@
         <w:tc>
           <w:tcPr>
             <w:tcW w:type="dxa" w:w="2436"/>
+            <w:vAlign w:val="center"/>
           </w:tcPr>
           <w:p>
             <w:pPr>
-              <w:spacing w:line="269" w:lineRule="auto" w:after="40"/>
+              <w:spacing w:line="259" w:lineRule="auto" w:after="20"/>
             </w:pPr>
             <w:r>
               <w:rPr>
                 <w:rFonts w:ascii="Microsoft YaHei" w:hAnsi="Microsoft YaHei" w:eastAsia="Microsoft YaHei"/>
+                <w:b w:val="0"/>
                 <w:sz w:val="18"/>
               </w:rPr>
               <w:t>BC-6</w:t>
@@ -1551,14 +1641,16 @@
         <w:tc>
           <w:tcPr>
             <w:tcW w:type="dxa" w:w="2436"/>
+            <w:vAlign w:val="center"/>
           </w:tcPr>
           <w:p>
             <w:pPr>
-              <w:spacing w:line="269" w:lineRule="auto" w:after="40"/>
+              <w:spacing w:line="259" w:lineRule="auto" w:after="20"/>
             </w:pPr>
             <w:r>
               <w:rPr>
                 <w:rFonts w:ascii="Microsoft YaHei" w:hAnsi="Microsoft YaHei" w:eastAsia="Microsoft YaHei"/>
+                <w:b w:val="0"/>
                 <w:sz w:val="18"/>
               </w:rPr>
               <w:t>推荐上下文</w:t>
@@ -1568,14 +1660,16 @@
         <w:tc>
           <w:tcPr>
             <w:tcW w:type="dxa" w:w="2436"/>
+            <w:vAlign w:val="center"/>
           </w:tcPr>
           <w:p>
             <w:pPr>
-              <w:spacing w:line="269" w:lineRule="auto" w:after="40"/>
+              <w:spacing w:line="259" w:lineRule="auto" w:after="20"/>
             </w:pPr>
             <w:r>
               <w:rPr>
                 <w:rFonts w:ascii="Microsoft YaHei" w:hAnsi="Microsoft YaHei" w:eastAsia="Microsoft YaHei"/>
+                <w:b w:val="0"/>
                 <w:sz w:val="18"/>
               </w:rPr>
               <w:t>Recommendation / FeatureSnapshot / Result</w:t>
@@ -1585,14 +1679,16 @@
         <w:tc>
           <w:tcPr>
             <w:tcW w:type="dxa" w:w="2436"/>
+            <w:vAlign w:val="center"/>
           </w:tcPr>
           <w:p>
             <w:pPr>
-              <w:spacing w:line="269" w:lineRule="auto" w:after="40"/>
+              <w:spacing w:line="259" w:lineRule="auto" w:after="20"/>
             </w:pPr>
             <w:r>
               <w:rPr>
                 <w:rFonts w:ascii="Microsoft YaHei" w:hAnsi="Microsoft YaHei" w:eastAsia="Microsoft YaHei"/>
+                <w:b w:val="0"/>
                 <w:sz w:val="18"/>
               </w:rPr>
               <w:t>基于脱敏特征生成门店、猫咪和活动推荐</w:t>
@@ -1604,14 +1700,16 @@
         <w:tc>
           <w:tcPr>
             <w:tcW w:type="dxa" w:w="2436"/>
+            <w:vAlign w:val="center"/>
           </w:tcPr>
           <w:p>
             <w:pPr>
-              <w:spacing w:line="269" w:lineRule="auto" w:after="40"/>
+              <w:spacing w:line="259" w:lineRule="auto" w:after="20"/>
             </w:pPr>
             <w:r>
               <w:rPr>
                 <w:rFonts w:ascii="Microsoft YaHei" w:hAnsi="Microsoft YaHei" w:eastAsia="Microsoft YaHei"/>
+                <w:b w:val="0"/>
                 <w:sz w:val="18"/>
               </w:rPr>
               <w:t>BC-7</w:t>
@@ -1621,14 +1719,16 @@
         <w:tc>
           <w:tcPr>
             <w:tcW w:type="dxa" w:w="2436"/>
+            <w:vAlign w:val="center"/>
           </w:tcPr>
           <w:p>
             <w:pPr>
-              <w:spacing w:line="269" w:lineRule="auto" w:after="40"/>
+              <w:spacing w:line="259" w:lineRule="auto" w:after="20"/>
             </w:pPr>
             <w:r>
               <w:rPr>
                 <w:rFonts w:ascii="Microsoft YaHei" w:hAnsi="Microsoft YaHei" w:eastAsia="Microsoft YaHei"/>
+                <w:b w:val="0"/>
                 <w:sz w:val="18"/>
               </w:rPr>
               <w:t>通知上下文</w:t>
@@ -1638,14 +1738,16 @@
         <w:tc>
           <w:tcPr>
             <w:tcW w:type="dxa" w:w="2436"/>
+            <w:vAlign w:val="center"/>
           </w:tcPr>
           <w:p>
             <w:pPr>
-              <w:spacing w:line="269" w:lineRule="auto" w:after="40"/>
+              <w:spacing w:line="259" w:lineRule="auto" w:after="20"/>
             </w:pPr>
             <w:r>
               <w:rPr>
                 <w:rFonts w:ascii="Microsoft YaHei" w:hAnsi="Microsoft YaHei" w:eastAsia="Microsoft YaHei"/>
+                <w:b w:val="0"/>
                 <w:sz w:val="18"/>
               </w:rPr>
               <w:t>MessageTemplate / Delivery / RetryTask</w:t>
@@ -1655,14 +1757,16 @@
         <w:tc>
           <w:tcPr>
             <w:tcW w:type="dxa" w:w="2436"/>
+            <w:vAlign w:val="center"/>
           </w:tcPr>
           <w:p>
             <w:pPr>
-              <w:spacing w:line="269" w:lineRule="auto" w:after="40"/>
+              <w:spacing w:line="259" w:lineRule="auto" w:after="20"/>
             </w:pPr>
             <w:r>
               <w:rPr>
                 <w:rFonts w:ascii="Microsoft YaHei" w:hAnsi="Microsoft YaHei" w:eastAsia="Microsoft YaHei"/>
+                <w:b w:val="0"/>
                 <w:sz w:val="18"/>
               </w:rPr>
               <w:t>短信、站内信、邮件等多渠道投递与追踪</w:t>
@@ -1674,14 +1778,16 @@
         <w:tc>
           <w:tcPr>
             <w:tcW w:type="dxa" w:w="2436"/>
+            <w:vAlign w:val="center"/>
           </w:tcPr>
           <w:p>
             <w:pPr>
-              <w:spacing w:line="269" w:lineRule="auto" w:after="40"/>
+              <w:spacing w:line="259" w:lineRule="auto" w:after="20"/>
             </w:pPr>
             <w:r>
               <w:rPr>
                 <w:rFonts w:ascii="Microsoft YaHei" w:hAnsi="Microsoft YaHei" w:eastAsia="Microsoft YaHei"/>
+                <w:b w:val="0"/>
                 <w:sz w:val="18"/>
               </w:rPr>
               <w:t>BC-8</w:t>
@@ -1691,14 +1797,16 @@
         <w:tc>
           <w:tcPr>
             <w:tcW w:type="dxa" w:w="2436"/>
+            <w:vAlign w:val="center"/>
           </w:tcPr>
           <w:p>
             <w:pPr>
-              <w:spacing w:line="269" w:lineRule="auto" w:after="40"/>
+              <w:spacing w:line="259" w:lineRule="auto" w:after="20"/>
             </w:pPr>
             <w:r>
               <w:rPr>
                 <w:rFonts w:ascii="Microsoft YaHei" w:hAnsi="Microsoft YaHei" w:eastAsia="Microsoft YaHei"/>
+                <w:b w:val="0"/>
                 <w:sz w:val="18"/>
               </w:rPr>
               <w:t>运营分析上下文</w:t>
@@ -1708,14 +1816,16 @@
         <w:tc>
           <w:tcPr>
             <w:tcW w:type="dxa" w:w="2436"/>
+            <w:vAlign w:val="center"/>
           </w:tcPr>
           <w:p>
             <w:pPr>
-              <w:spacing w:line="269" w:lineRule="auto" w:after="40"/>
+              <w:spacing w:line="259" w:lineRule="auto" w:after="20"/>
             </w:pPr>
             <w:r>
               <w:rPr>
                 <w:rFonts w:ascii="Microsoft YaHei" w:hAnsi="Microsoft YaHei" w:eastAsia="Microsoft YaHei"/>
+                <w:b w:val="0"/>
                 <w:sz w:val="18"/>
               </w:rPr>
               <w:t>MetricSnapshot / Campaign / AuditLog</w:t>
@@ -1725,14 +1835,16 @@
         <w:tc>
           <w:tcPr>
             <w:tcW w:type="dxa" w:w="2436"/>
+            <w:vAlign w:val="center"/>
           </w:tcPr>
           <w:p>
             <w:pPr>
-              <w:spacing w:line="269" w:lineRule="auto" w:after="40"/>
+              <w:spacing w:line="259" w:lineRule="auto" w:after="20"/>
             </w:pPr>
             <w:r>
               <w:rPr>
                 <w:rFonts w:ascii="Microsoft YaHei" w:hAnsi="Microsoft YaHei" w:eastAsia="Microsoft YaHei"/>
+                <w:b w:val="0"/>
                 <w:sz w:val="18"/>
               </w:rPr>
               <w:t>消费领域事件，形成报表、指标和审计视图</w:t>
@@ -1743,7 +1855,7 @@
     </w:tbl>
     <w:p>
       <w:pPr>
-        <w:spacing w:after="80" w:line="276" w:lineRule="auto"/>
+        <w:spacing w:after="60" w:line="269" w:lineRule="auto"/>
       </w:pPr>
     </w:p>
     <w:tbl>
@@ -1756,6 +1868,9 @@
         <w:gridCol w:w="9746"/>
       </w:tblGrid>
       <w:tr>
+        <w:trPr>
+          <w:tblHeader w:val="true"/>
+        </w:trPr>
         <w:tc>
           <w:tcPr>
             <w:tcW w:type="dxa" w:w="9746"/>
@@ -1766,15 +1881,16 @@
               <w:bottom w:val="single" w:sz="4" w:space="0" w:color="B8D8C2"/>
               <w:right w:val="single" w:sz="4" w:space="0" w:color="B8D8C2"/>
             </w:tcBorders>
-            <w:vAlign w:val="top"/>
+            <w:vAlign w:val="center"/>
           </w:tcPr>
           <w:p>
             <w:pPr>
-              <w:spacing w:line="269" w:lineRule="auto" w:after="40"/>
+              <w:spacing w:line="259" w:lineRule="auto" w:after="20"/>
             </w:pPr>
             <w:r>
               <w:rPr>
                 <w:rFonts w:ascii="Microsoft YaHei" w:hAnsi="Microsoft YaHei" w:eastAsia="Microsoft YaHei"/>
+                <w:b w:val="0"/>
                 <w:sz w:val="18"/>
               </w:rPr>
               <w:t>上下文划分依据：</w:t>
@@ -1795,13 +1911,13 @@
     </w:tbl>
     <w:p>
       <w:pPr>
-        <w:spacing w:after="80" w:line="276" w:lineRule="auto"/>
+        <w:spacing w:after="60" w:line="269" w:lineRule="auto"/>
       </w:pPr>
     </w:p>
     <w:p>
       <w:pPr>
         <w:keepNext/>
-        <w:spacing w:before="280" w:after="80" w:line="276" w:lineRule="auto"/>
+        <w:spacing w:before="280" w:after="60" w:line="269" w:lineRule="auto"/>
         <w:pBdr>
           <w:bottom w:val="single" w:sz="8" w:space="4" w:color="1A7A3D"/>
         </w:pBdr>
@@ -1825,6 +1941,9 @@
         <w:gridCol w:w="9746"/>
       </w:tblGrid>
       <w:tr>
+        <w:trPr>
+          <w:tblHeader w:val="true"/>
+        </w:trPr>
         <w:tc>
           <w:tcPr>
             <w:tcW w:type="dxa" w:w="9746"/>
@@ -1835,15 +1954,16 @@
               <w:bottom w:val="single" w:sz="4" w:space="0" w:color="B8D8C2"/>
               <w:right w:val="single" w:sz="4" w:space="0" w:color="B8D8C2"/>
             </w:tcBorders>
-            <w:vAlign w:val="top"/>
+            <w:vAlign w:val="center"/>
           </w:tcPr>
           <w:p>
             <w:pPr>
-              <w:spacing w:line="269" w:lineRule="auto" w:after="40"/>
+              <w:spacing w:line="259" w:lineRule="auto" w:after="20"/>
             </w:pPr>
             <w:r>
               <w:rPr>
                 <w:rFonts w:ascii="Microsoft YaHei" w:hAnsi="Microsoft YaHei" w:eastAsia="Microsoft YaHei"/>
+                <w:b w:val="0"/>
                 <w:sz w:val="18"/>
               </w:rPr>
               <w:t>上下文映射关系：会员上下文与预约上下文采用 Customer/Supplier，共享会员身份和状态；门店运营上下文向预约上下文提供桌位、时段和营业规则；预约上下文通过 Customer/Supplier 依赖支付上下文完成押金支付；支付上下文通过通知上下文发布支付结果通知；会员、预约、支付、门店等上下文通过 Published Language 发布领域事件，运营分析上下文消费事件形成 CQRS 读模型；外部支付平台由支付上下文通过 ACL 隔离。</w:t>
@@ -1851,12 +1971,13 @@
           </w:p>
           <w:p>
             <w:pPr>
-              <w:spacing w:line="269" w:lineRule="auto" w:after="40"/>
+              <w:spacing w:line="259" w:lineRule="auto" w:after="20"/>
               <w:jc w:val="center"/>
             </w:pPr>
             <w:r>
               <w:rPr>
                 <w:rFonts w:ascii="Microsoft YaHei" w:hAnsi="Microsoft YaHei" w:eastAsia="Microsoft YaHei"/>
+                <w:b w:val="0"/>
                 <w:sz w:val="18"/>
               </w:rPr>
               <w:drawing>
@@ -1895,12 +2016,13 @@
           </w:p>
           <w:p>
             <w:pPr>
-              <w:spacing w:line="269" w:lineRule="auto" w:after="40"/>
+              <w:spacing w:line="259" w:lineRule="auto" w:after="20"/>
               <w:jc w:val="center"/>
             </w:pPr>
             <w:r>
               <w:rPr>
                 <w:rFonts w:ascii="Microsoft YaHei" w:hAnsi="Microsoft YaHei" w:eastAsia="Microsoft YaHei"/>
+                <w:b w:val="0"/>
                 <w:sz w:val="18"/>
               </w:rPr>
             </w:r>
@@ -1910,13 +2032,13 @@
     </w:tbl>
     <w:p>
       <w:pPr>
-        <w:spacing w:after="80" w:line="276" w:lineRule="auto"/>
+        <w:spacing w:after="60" w:line="269" w:lineRule="auto"/>
       </w:pPr>
     </w:p>
     <w:p>
       <w:pPr>
         <w:keepNext/>
-        <w:spacing w:before="280" w:after="80" w:line="276" w:lineRule="auto"/>
+        <w:spacing w:before="280" w:after="60" w:line="269" w:lineRule="auto"/>
         <w:pBdr>
           <w:bottom w:val="single" w:sz="8" w:space="4" w:color="1A7A3D"/>
         </w:pBdr>
@@ -1940,6 +2062,9 @@
         <w:gridCol w:w="9746"/>
       </w:tblGrid>
       <w:tr>
+        <w:trPr>
+          <w:tblHeader w:val="true"/>
+        </w:trPr>
         <w:tc>
           <w:tcPr>
             <w:tcW w:type="dxa" w:w="9746"/>
@@ -1950,15 +2075,16 @@
               <w:bottom w:val="single" w:sz="4" w:space="0" w:color="B8D8C2"/>
               <w:right w:val="single" w:sz="4" w:space="0" w:color="B8D8C2"/>
             </w:tcBorders>
-            <w:vAlign w:val="top"/>
+            <w:vAlign w:val="center"/>
           </w:tcPr>
           <w:p>
             <w:pPr>
-              <w:spacing w:line="269" w:lineRule="auto" w:after="40"/>
+              <w:spacing w:line="259" w:lineRule="auto" w:after="20"/>
             </w:pPr>
             <w:r>
               <w:rPr>
                 <w:rFonts w:ascii="Microsoft YaHei" w:hAnsi="Microsoft YaHei" w:eastAsia="Microsoft YaHei"/>
+                <w:b w:val="0"/>
                 <w:sz w:val="18"/>
               </w:rPr>
               <w:t>关键聚合不变式：</w:t>
@@ -1979,7 +2105,595 @@
     </w:tbl>
     <w:p>
       <w:pPr>
-        <w:spacing w:after="80" w:line="276" w:lineRule="auto"/>
+        <w:spacing w:after="60" w:line="269" w:lineRule="auto"/>
+      </w:pPr>
+    </w:p>
+    <w:p>
+      <w:pPr>
+        <w:spacing w:line="269" w:lineRule="auto" w:after="60" w:before="200"/>
+      </w:pPr>
+      <w:r>
+        <w:rPr>
+          <w:rFonts w:ascii="Microsoft YaHei" w:hAnsi="Microsoft YaHei" w:eastAsia="Microsoft YaHei"/>
+          <w:b w:val="0"/>
+          <w:sz w:val="21"/>
+        </w:rPr>
+      </w:r>
+      <w:r>
+        <w:rPr>
+          <w:rFonts w:ascii="Microsoft YaHei" w:hAnsi="Microsoft YaHei" w:eastAsia="Microsoft YaHei"/>
+          <w:b/>
+          <w:color w:val="007046"/>
+          <w:sz w:val="27"/>
+        </w:rPr>
+        <w:t>7  事件风暴结论与边界划分依据</w:t>
+      </w:r>
+    </w:p>
+    <w:p>
+      <w:pPr>
+        <w:spacing w:line="269" w:lineRule="auto" w:after="60"/>
+      </w:pPr>
+      <w:r>
+        <w:rPr>
+          <w:rFonts w:ascii="Microsoft YaHei" w:hAnsi="Microsoft YaHei" w:eastAsia="Microsoft YaHei"/>
+          <w:b w:val="0"/>
+          <w:sz w:val="21"/>
+        </w:rPr>
+      </w:r>
+      <w:r>
+        <w:rPr>
+          <w:rFonts w:ascii="Microsoft YaHei" w:hAnsi="Microsoft YaHei" w:eastAsia="Microsoft YaHei"/>
+          <w:b w:val="0"/>
+          <w:sz w:val="21"/>
+        </w:rPr>
+        <w:t>事件风暴的核心产出不是事件数量本身，而是从事件之间的因果关系中识别业务边界。NekoCafé 的关键链路围绕“预约被创建、押金被支付、座位被锁定、到店被核销、通知被发送”展开，因此预约上下文被确定为核心域。</w:t>
+      </w:r>
+    </w:p>
+    <w:p>
+      <w:pPr>
+        <w:spacing w:line="269" w:lineRule="auto" w:after="60"/>
+      </w:pPr>
+      <w:r>
+        <w:rPr>
+          <w:rFonts w:ascii="Microsoft YaHei" w:hAnsi="Microsoft YaHei" w:eastAsia="Microsoft YaHei"/>
+          <w:b w:val="0"/>
+          <w:sz w:val="21"/>
+        </w:rPr>
+      </w:r>
+      <w:r>
+        <w:rPr>
+          <w:rFonts w:ascii="Microsoft YaHei" w:hAnsi="Microsoft YaHei" w:eastAsia="Microsoft YaHei"/>
+          <w:b w:val="0"/>
+          <w:sz w:val="21"/>
+        </w:rPr>
+        <w:t>会员上下文之所以单独拆分，是因为积分、优惠券、隐私授权和会员状态会被多个服务读取，但它们不应被预约服务直接修改。通过 Published Language 共享会员身份与积分变更事件，可以降低跨服务数据耦合。</w:t>
+      </w:r>
+    </w:p>
+    <w:p>
+      <w:pPr>
+        <w:spacing w:line="269" w:lineRule="auto" w:after="60"/>
+      </w:pPr>
+      <w:r>
+        <w:rPr>
+          <w:rFonts w:ascii="Microsoft YaHei" w:hAnsi="Microsoft YaHei" w:eastAsia="Microsoft YaHei"/>
+          <w:b w:val="0"/>
+          <w:sz w:val="21"/>
+        </w:rPr>
+      </w:r>
+      <w:r>
+        <w:rPr>
+          <w:rFonts w:ascii="Microsoft YaHei" w:hAnsi="Microsoft YaHei" w:eastAsia="Microsoft YaHei"/>
+          <w:b w:val="0"/>
+          <w:sz w:val="21"/>
+        </w:rPr>
+        <w:t>支付上下文被建模为通用域/适配器，是因为课程系统不需要实现真实支付清算，但必须处理支付回调、退款、幂等和失败补偿。通知上下文则承担短信、站内信和邮件的渠道差异，避免业务服务直接依赖具体渠道。</w:t>
+      </w:r>
+    </w:p>
+    <w:tbl>
+      <w:tblPr>
+        <w:tblStyle w:val="TableGrid"/>
+        <w:tblW w:type="auto" w:w="0"/>
+        <w:jc w:val="center"/>
+        <w:tblLook w:firstColumn="1" w:firstRow="1" w:lastColumn="0" w:lastRow="0" w:noHBand="0" w:noVBand="1" w:val="04A0"/>
+      </w:tblPr>
+      <w:tblGrid>
+        <w:gridCol w:w="3249"/>
+        <w:gridCol w:w="3249"/>
+        <w:gridCol w:w="3249"/>
+      </w:tblGrid>
+      <w:tr>
+        <w:trPr>
+          <w:tblHeader w:val="true"/>
+        </w:trPr>
+        <w:tc>
+          <w:tcPr>
+            <w:tcW w:type="dxa" w:w="3249"/>
+            <w:vAlign w:val="center"/>
+            <w:shd w:fill="EAF6EF"/>
+          </w:tcPr>
+          <w:p>
+            <w:pPr>
+              <w:spacing w:line="259" w:lineRule="auto" w:after="20"/>
+            </w:pPr>
+            <w:r>
+              <w:rPr>
+                <w:rFonts w:ascii="Microsoft YaHei" w:hAnsi="Microsoft YaHei" w:eastAsia="Microsoft YaHei"/>
+                <w:b w:val="0"/>
+                <w:sz w:val="19"/>
+              </w:rPr>
+            </w:r>
+            <w:r>
+              <w:rPr>
+                <w:rFonts w:ascii="Microsoft YaHei" w:hAnsi="Microsoft YaHei" w:eastAsia="Microsoft YaHei"/>
+                <w:b/>
+                <w:color w:val="007046"/>
+                <w:sz w:val="19"/>
+              </w:rPr>
+              <w:t>边界</w:t>
+            </w:r>
+          </w:p>
+        </w:tc>
+        <w:tc>
+          <w:tcPr>
+            <w:tcW w:type="dxa" w:w="3249"/>
+            <w:vAlign w:val="center"/>
+            <w:shd w:fill="EAF6EF"/>
+          </w:tcPr>
+          <w:p>
+            <w:pPr>
+              <w:spacing w:line="259" w:lineRule="auto" w:after="20"/>
+            </w:pPr>
+            <w:r>
+              <w:rPr>
+                <w:rFonts w:ascii="Microsoft YaHei" w:hAnsi="Microsoft YaHei" w:eastAsia="Microsoft YaHei"/>
+                <w:b w:val="0"/>
+                <w:sz w:val="19"/>
+              </w:rPr>
+            </w:r>
+            <w:r>
+              <w:rPr>
+                <w:rFonts w:ascii="Microsoft YaHei" w:hAnsi="Microsoft YaHei" w:eastAsia="Microsoft YaHei"/>
+                <w:b/>
+                <w:color w:val="007046"/>
+                <w:sz w:val="19"/>
+              </w:rPr>
+              <w:t>划分理由</w:t>
+            </w:r>
+          </w:p>
+        </w:tc>
+        <w:tc>
+          <w:tcPr>
+            <w:tcW w:type="dxa" w:w="3249"/>
+            <w:vAlign w:val="center"/>
+            <w:shd w:fill="EAF6EF"/>
+          </w:tcPr>
+          <w:p>
+            <w:pPr>
+              <w:spacing w:line="259" w:lineRule="auto" w:after="20"/>
+            </w:pPr>
+            <w:r>
+              <w:rPr>
+                <w:rFonts w:ascii="Microsoft YaHei" w:hAnsi="Microsoft YaHei" w:eastAsia="Microsoft YaHei"/>
+                <w:b w:val="0"/>
+                <w:sz w:val="19"/>
+              </w:rPr>
+            </w:r>
+            <w:r>
+              <w:rPr>
+                <w:rFonts w:ascii="Microsoft YaHei" w:hAnsi="Microsoft YaHei" w:eastAsia="Microsoft YaHei"/>
+                <w:b/>
+                <w:color w:val="007046"/>
+                <w:sz w:val="19"/>
+              </w:rPr>
+              <w:t>与后续产出的关系</w:t>
+            </w:r>
+          </w:p>
+        </w:tc>
+      </w:tr>
+      <w:tr>
+        <w:tc>
+          <w:tcPr>
+            <w:tcW w:type="dxa" w:w="3249"/>
+            <w:vAlign w:val="center"/>
+          </w:tcPr>
+          <w:p>
+            <w:pPr>
+              <w:spacing w:line="259" w:lineRule="auto" w:after="20"/>
+            </w:pPr>
+            <w:r>
+              <w:rPr>
+                <w:rFonts w:ascii="Microsoft YaHei" w:hAnsi="Microsoft YaHei" w:eastAsia="Microsoft YaHei"/>
+                <w:b w:val="0"/>
+                <w:sz w:val="19"/>
+              </w:rPr>
+            </w:r>
+            <w:r>
+              <w:rPr>
+                <w:rFonts w:ascii="Microsoft YaHei" w:hAnsi="Microsoft YaHei" w:eastAsia="Microsoft YaHei"/>
+                <w:b w:val="0"/>
+                <w:sz w:val="18"/>
+              </w:rPr>
+              <w:t>预约上下文</w:t>
+            </w:r>
+          </w:p>
+        </w:tc>
+        <w:tc>
+          <w:tcPr>
+            <w:tcW w:type="dxa" w:w="3249"/>
+            <w:vAlign w:val="center"/>
+          </w:tcPr>
+          <w:p>
+            <w:pPr>
+              <w:spacing w:line="259" w:lineRule="auto" w:after="20"/>
+            </w:pPr>
+            <w:r>
+              <w:rPr>
+                <w:rFonts w:ascii="Microsoft YaHei" w:hAnsi="Microsoft YaHei" w:eastAsia="Microsoft YaHei"/>
+                <w:b w:val="0"/>
+                <w:sz w:val="19"/>
+              </w:rPr>
+            </w:r>
+            <w:r>
+              <w:rPr>
+                <w:rFonts w:ascii="Microsoft YaHei" w:hAnsi="Microsoft YaHei" w:eastAsia="Microsoft YaHei"/>
+                <w:b w:val="0"/>
+                <w:sz w:val="18"/>
+              </w:rPr>
+              <w:t>聚合规则复杂，容量锁、改期、取消、爽约都需要一致的状态机。</w:t>
+            </w:r>
+          </w:p>
+        </w:tc>
+        <w:tc>
+          <w:tcPr>
+            <w:tcW w:type="dxa" w:w="3249"/>
+            <w:vAlign w:val="center"/>
+          </w:tcPr>
+          <w:p>
+            <w:pPr>
+              <w:spacing w:line="259" w:lineRule="auto" w:after="20"/>
+            </w:pPr>
+            <w:r>
+              <w:rPr>
+                <w:rFonts w:ascii="Microsoft YaHei" w:hAnsi="Microsoft YaHei" w:eastAsia="Microsoft YaHei"/>
+                <w:b w:val="0"/>
+                <w:sz w:val="19"/>
+              </w:rPr>
+            </w:r>
+            <w:r>
+              <w:rPr>
+                <w:rFonts w:ascii="Microsoft YaHei" w:hAnsi="Microsoft YaHei" w:eastAsia="Microsoft YaHei"/>
+                <w:b w:val="0"/>
+                <w:sz w:val="18"/>
+              </w:rPr>
+              <w:t>D2-4 预约服务组件图、D2-5 reservation-service.yaml。</w:t>
+            </w:r>
+          </w:p>
+        </w:tc>
+      </w:tr>
+      <w:tr>
+        <w:tc>
+          <w:tcPr>
+            <w:tcW w:type="dxa" w:w="3249"/>
+            <w:vAlign w:val="center"/>
+          </w:tcPr>
+          <w:p>
+            <w:pPr>
+              <w:spacing w:line="259" w:lineRule="auto" w:after="20"/>
+            </w:pPr>
+            <w:r>
+              <w:rPr>
+                <w:rFonts w:ascii="Microsoft YaHei" w:hAnsi="Microsoft YaHei" w:eastAsia="Microsoft YaHei"/>
+                <w:b w:val="0"/>
+                <w:sz w:val="19"/>
+              </w:rPr>
+            </w:r>
+            <w:r>
+              <w:rPr>
+                <w:rFonts w:ascii="Microsoft YaHei" w:hAnsi="Microsoft YaHei" w:eastAsia="Microsoft YaHei"/>
+                <w:b w:val="0"/>
+                <w:sz w:val="18"/>
+              </w:rPr>
+              <w:t>会员上下文</w:t>
+            </w:r>
+          </w:p>
+        </w:tc>
+        <w:tc>
+          <w:tcPr>
+            <w:tcW w:type="dxa" w:w="3249"/>
+            <w:vAlign w:val="center"/>
+          </w:tcPr>
+          <w:p>
+            <w:pPr>
+              <w:spacing w:line="259" w:lineRule="auto" w:after="20"/>
+            </w:pPr>
+            <w:r>
+              <w:rPr>
+                <w:rFonts w:ascii="Microsoft YaHei" w:hAnsi="Microsoft YaHei" w:eastAsia="Microsoft YaHei"/>
+                <w:b w:val="0"/>
+                <w:sz w:val="19"/>
+              </w:rPr>
+            </w:r>
+            <w:r>
+              <w:rPr>
+                <w:rFonts w:ascii="Microsoft YaHei" w:hAnsi="Microsoft YaHei" w:eastAsia="Microsoft YaHei"/>
+                <w:b w:val="0"/>
+                <w:sz w:val="18"/>
+              </w:rPr>
+              <w:t>会员资料、积分、优惠券、隐私授权频繁被读取但写入规则独立。</w:t>
+            </w:r>
+          </w:p>
+        </w:tc>
+        <w:tc>
+          <w:tcPr>
+            <w:tcW w:type="dxa" w:w="3249"/>
+            <w:vAlign w:val="center"/>
+          </w:tcPr>
+          <w:p>
+            <w:pPr>
+              <w:spacing w:line="259" w:lineRule="auto" w:after="20"/>
+            </w:pPr>
+            <w:r>
+              <w:rPr>
+                <w:rFonts w:ascii="Microsoft YaHei" w:hAnsi="Microsoft YaHei" w:eastAsia="Microsoft YaHei"/>
+                <w:b w:val="0"/>
+                <w:sz w:val="19"/>
+              </w:rPr>
+            </w:r>
+            <w:r>
+              <w:rPr>
+                <w:rFonts w:ascii="Microsoft YaHei" w:hAnsi="Microsoft YaHei" w:eastAsia="Microsoft YaHei"/>
+                <w:b w:val="0"/>
+                <w:sz w:val="18"/>
+              </w:rPr>
+              <w:t>D2-6 会员上下文数据字典、ADR-0006。</w:t>
+            </w:r>
+          </w:p>
+        </w:tc>
+      </w:tr>
+      <w:tr>
+        <w:tc>
+          <w:tcPr>
+            <w:tcW w:type="dxa" w:w="3249"/>
+            <w:vAlign w:val="center"/>
+          </w:tcPr>
+          <w:p>
+            <w:pPr>
+              <w:spacing w:line="259" w:lineRule="auto" w:after="20"/>
+            </w:pPr>
+            <w:r>
+              <w:rPr>
+                <w:rFonts w:ascii="Microsoft YaHei" w:hAnsi="Microsoft YaHei" w:eastAsia="Microsoft YaHei"/>
+                <w:b w:val="0"/>
+                <w:sz w:val="19"/>
+              </w:rPr>
+            </w:r>
+            <w:r>
+              <w:rPr>
+                <w:rFonts w:ascii="Microsoft YaHei" w:hAnsi="Microsoft YaHei" w:eastAsia="Microsoft YaHei"/>
+                <w:b w:val="0"/>
+                <w:sz w:val="18"/>
+              </w:rPr>
+              <w:t>门店运营上下文</w:t>
+            </w:r>
+          </w:p>
+        </w:tc>
+        <w:tc>
+          <w:tcPr>
+            <w:tcW w:type="dxa" w:w="3249"/>
+            <w:vAlign w:val="center"/>
+          </w:tcPr>
+          <w:p>
+            <w:pPr>
+              <w:spacing w:line="259" w:lineRule="auto" w:after="20"/>
+            </w:pPr>
+            <w:r>
+              <w:rPr>
+                <w:rFonts w:ascii="Microsoft YaHei" w:hAnsi="Microsoft YaHei" w:eastAsia="Microsoft YaHei"/>
+                <w:b w:val="0"/>
+                <w:sz w:val="19"/>
+              </w:rPr>
+            </w:r>
+            <w:r>
+              <w:rPr>
+                <w:rFonts w:ascii="Microsoft YaHei" w:hAnsi="Microsoft YaHei" w:eastAsia="Microsoft YaHei"/>
+                <w:b w:val="0"/>
+                <w:sz w:val="18"/>
+              </w:rPr>
+              <w:t>门店、桌位、猫咪档案和营业规则具有门店维度管理职责。</w:t>
+            </w:r>
+          </w:p>
+        </w:tc>
+        <w:tc>
+          <w:tcPr>
+            <w:tcW w:type="dxa" w:w="3249"/>
+            <w:vAlign w:val="center"/>
+          </w:tcPr>
+          <w:p>
+            <w:pPr>
+              <w:spacing w:line="259" w:lineRule="auto" w:after="20"/>
+            </w:pPr>
+            <w:r>
+              <w:rPr>
+                <w:rFonts w:ascii="Microsoft YaHei" w:hAnsi="Microsoft YaHei" w:eastAsia="Microsoft YaHei"/>
+                <w:b w:val="0"/>
+                <w:sz w:val="19"/>
+              </w:rPr>
+            </w:r>
+            <w:r>
+              <w:rPr>
+                <w:rFonts w:ascii="Microsoft YaHei" w:hAnsi="Microsoft YaHei" w:eastAsia="Microsoft YaHei"/>
+                <w:b w:val="0"/>
+                <w:sz w:val="18"/>
+              </w:rPr>
+              <w:t>D2-4 C4 容器图、D2-8 M1/M2 阶段。</w:t>
+            </w:r>
+          </w:p>
+        </w:tc>
+      </w:tr>
+      <w:tr>
+        <w:tc>
+          <w:tcPr>
+            <w:tcW w:type="dxa" w:w="3249"/>
+            <w:vAlign w:val="center"/>
+          </w:tcPr>
+          <w:p>
+            <w:pPr>
+              <w:spacing w:line="259" w:lineRule="auto" w:after="20"/>
+            </w:pPr>
+            <w:r>
+              <w:rPr>
+                <w:rFonts w:ascii="Microsoft YaHei" w:hAnsi="Microsoft YaHei" w:eastAsia="Microsoft YaHei"/>
+                <w:b w:val="0"/>
+                <w:sz w:val="19"/>
+              </w:rPr>
+            </w:r>
+            <w:r>
+              <w:rPr>
+                <w:rFonts w:ascii="Microsoft YaHei" w:hAnsi="Microsoft YaHei" w:eastAsia="Microsoft YaHei"/>
+                <w:b w:val="0"/>
+                <w:sz w:val="18"/>
+              </w:rPr>
+              <w:t>支付上下文</w:t>
+            </w:r>
+          </w:p>
+        </w:tc>
+        <w:tc>
+          <w:tcPr>
+            <w:tcW w:type="dxa" w:w="3249"/>
+            <w:vAlign w:val="center"/>
+          </w:tcPr>
+          <w:p>
+            <w:pPr>
+              <w:spacing w:line="259" w:lineRule="auto" w:after="20"/>
+            </w:pPr>
+            <w:r>
+              <w:rPr>
+                <w:rFonts w:ascii="Microsoft YaHei" w:hAnsi="Microsoft YaHei" w:eastAsia="Microsoft YaHei"/>
+                <w:b w:val="0"/>
+                <w:sz w:val="19"/>
+              </w:rPr>
+            </w:r>
+            <w:r>
+              <w:rPr>
+                <w:rFonts w:ascii="Microsoft YaHei" w:hAnsi="Microsoft YaHei" w:eastAsia="Microsoft YaHei"/>
+                <w:b w:val="0"/>
+                <w:sz w:val="18"/>
+              </w:rPr>
+              <w:t>第三方支付状态不可完全控制，需要适配器隔离回调和退款差异。</w:t>
+            </w:r>
+          </w:p>
+        </w:tc>
+        <w:tc>
+          <w:tcPr>
+            <w:tcW w:type="dxa" w:w="3249"/>
+            <w:vAlign w:val="center"/>
+          </w:tcPr>
+          <w:p>
+            <w:pPr>
+              <w:spacing w:line="259" w:lineRule="auto" w:after="20"/>
+            </w:pPr>
+            <w:r>
+              <w:rPr>
+                <w:rFonts w:ascii="Microsoft YaHei" w:hAnsi="Microsoft YaHei" w:eastAsia="Microsoft YaHei"/>
+                <w:b w:val="0"/>
+                <w:sz w:val="19"/>
+              </w:rPr>
+            </w:r>
+            <w:r>
+              <w:rPr>
+                <w:rFonts w:ascii="Microsoft YaHei" w:hAnsi="Microsoft YaHei" w:eastAsia="Microsoft YaHei"/>
+                <w:b w:val="0"/>
+                <w:sz w:val="18"/>
+              </w:rPr>
+              <w:t>ADR-0005、OpenAPI 错误码和幂等约束。</w:t>
+            </w:r>
+          </w:p>
+        </w:tc>
+      </w:tr>
+      <w:tr>
+        <w:tc>
+          <w:tcPr>
+            <w:tcW w:type="dxa" w:w="3249"/>
+            <w:vAlign w:val="center"/>
+          </w:tcPr>
+          <w:p>
+            <w:pPr>
+              <w:spacing w:line="259" w:lineRule="auto" w:after="20"/>
+            </w:pPr>
+            <w:r>
+              <w:rPr>
+                <w:rFonts w:ascii="Microsoft YaHei" w:hAnsi="Microsoft YaHei" w:eastAsia="Microsoft YaHei"/>
+                <w:b w:val="0"/>
+                <w:sz w:val="19"/>
+              </w:rPr>
+            </w:r>
+            <w:r>
+              <w:rPr>
+                <w:rFonts w:ascii="Microsoft YaHei" w:hAnsi="Microsoft YaHei" w:eastAsia="Microsoft YaHei"/>
+                <w:b w:val="0"/>
+                <w:sz w:val="18"/>
+              </w:rPr>
+              <w:t>通知上下文</w:t>
+            </w:r>
+          </w:p>
+        </w:tc>
+        <w:tc>
+          <w:tcPr>
+            <w:tcW w:type="dxa" w:w="3249"/>
+            <w:vAlign w:val="center"/>
+          </w:tcPr>
+          <w:p>
+            <w:pPr>
+              <w:spacing w:line="259" w:lineRule="auto" w:after="20"/>
+            </w:pPr>
+            <w:r>
+              <w:rPr>
+                <w:rFonts w:ascii="Microsoft YaHei" w:hAnsi="Microsoft YaHei" w:eastAsia="Microsoft YaHei"/>
+                <w:b w:val="0"/>
+                <w:sz w:val="19"/>
+              </w:rPr>
+            </w:r>
+            <w:r>
+              <w:rPr>
+                <w:rFonts w:ascii="Microsoft YaHei" w:hAnsi="Microsoft YaHei" w:eastAsia="Microsoft YaHei"/>
+                <w:b w:val="0"/>
+                <w:sz w:val="18"/>
+              </w:rPr>
+              <w:t>通知发送有重试、限流、模板和渠道差异，适合异步化。</w:t>
+            </w:r>
+          </w:p>
+        </w:tc>
+        <w:tc>
+          <w:tcPr>
+            <w:tcW w:type="dxa" w:w="3249"/>
+            <w:vAlign w:val="center"/>
+          </w:tcPr>
+          <w:p>
+            <w:pPr>
+              <w:spacing w:line="259" w:lineRule="auto" w:after="20"/>
+            </w:pPr>
+            <w:r>
+              <w:rPr>
+                <w:rFonts w:ascii="Microsoft YaHei" w:hAnsi="Microsoft YaHei" w:eastAsia="Microsoft YaHei"/>
+                <w:b w:val="0"/>
+                <w:sz w:val="19"/>
+              </w:rPr>
+            </w:r>
+            <w:r>
+              <w:rPr>
+                <w:rFonts w:ascii="Microsoft YaHei" w:hAnsi="Microsoft YaHei" w:eastAsia="Microsoft YaHei"/>
+                <w:b w:val="0"/>
+                <w:sz w:val="18"/>
+              </w:rPr>
+              <w:t>ADR-0004、事件流和可观测链路。</w:t>
+            </w:r>
+          </w:p>
+        </w:tc>
+      </w:tr>
+    </w:tbl>
+    <w:p>
+      <w:pPr>
+        <w:spacing w:line="269" w:lineRule="auto" w:after="60"/>
       </w:pPr>
     </w:p>
     <w:sectPr>
